--- a/Mohamad_Mostafa_CV.docx
+++ b/Mohamad_Mostafa_CV.docx
@@ -68,7 +68,13 @@
         <w:pStyle w:val="Normal"/>
         <w:spacing w:lineRule="auto" w:line="252" w:before="0" w:after="80"/>
         <w:jc w:val="center"/>
-        <w:rPr/>
+        <w:rPr>
+          <w:rStyle w:val="Hyperlink"/>
+          <w:rFonts w:ascii="C059" w:hAnsi="C059"/>
+          <w:sz w:val="18"/>
+          <w:szCs w:val="18"/>
+          <w:u w:val="none"/>
+        </w:rPr>
       </w:pPr>
       <w:r>
         <w:rPr>
@@ -134,28 +140,6 @@
     <w:p>
       <w:pPr>
         <w:pStyle w:val="Normal"/>
-        <w:spacing w:lineRule="auto" w:line="252" w:before="0" w:after="80"/>
-        <w:jc w:val="center"/>
-        <w:rPr>
-          <w:rStyle w:val="Hyperlink"/>
-          <w:rFonts w:ascii="C059" w:hAnsi="C059"/>
-          <w:sz w:val="18"/>
-          <w:szCs w:val="18"/>
-          <w:u w:val="none"/>
-        </w:rPr>
-      </w:pPr>
-      <w:r>
-        <w:rPr>
-          <w:rFonts w:ascii="C059" w:hAnsi="C059"/>
-          <w:sz w:val="18"/>
-          <w:szCs w:val="18"/>
-          <w:u w:val="none"/>
-        </w:rPr>
-      </w:r>
-    </w:p>
-    <w:p>
-      <w:pPr>
-        <w:pStyle w:val="Normal"/>
         <w:pBdr>
           <w:bottom w:val="single" w:sz="6" w:space="3" w:color="111111"/>
         </w:pBdr>
@@ -193,7 +177,39 @@
           <w:sz w:val="18"/>
           <w:szCs w:val="18"/>
         </w:rPr>
-        <w:t>Software Engineer with a B.Sc. in Computer Science and expertise in system design and full-stack development. Developed production-grade healthcare and media platforms, Built a bootable Linux kernel with custom drivers, and led technical operations for a NASA-affiliated event. Seeking Software Engineering roles in systems infrastructure, backend development, or full-stack engineering.</w:t>
+        <w:t xml:space="preserve">Software Engineer with a B.Sc. in Computer Science and expertise in system design and full-stack development. Developed production-grade healthcare and media platforms, Built a </w:t>
+      </w:r>
+      <w:r>
+        <w:rPr>
+          <w:rFonts w:ascii="C059" w:hAnsi="C059"/>
+          <w:sz w:val="18"/>
+          <w:szCs w:val="18"/>
+        </w:rPr>
+        <w:t>custom</w:t>
+      </w:r>
+      <w:r>
+        <w:rPr>
+          <w:rFonts w:ascii="C059" w:hAnsi="C059"/>
+          <w:sz w:val="18"/>
+          <w:szCs w:val="18"/>
+        </w:rPr>
+        <w:t xml:space="preserve"> Linux </w:t>
+      </w:r>
+      <w:r>
+        <w:rPr>
+          <w:rFonts w:ascii="C059" w:hAnsi="C059"/>
+          <w:sz w:val="18"/>
+          <w:szCs w:val="18"/>
+        </w:rPr>
+        <w:t>OS</w:t>
+      </w:r>
+      <w:r>
+        <w:rPr>
+          <w:rFonts w:ascii="C059" w:hAnsi="C059"/>
+          <w:sz w:val="18"/>
+          <w:szCs w:val="18"/>
+        </w:rPr>
+        <w:t>, and led technical operations for a NASA-affiliated event. Seeking Software Engineering roles in systems infrastructure or full-stack engineering.</w:t>
       </w:r>
     </w:p>
     <w:p>
@@ -243,7 +259,23 @@
           <w:sz w:val="18"/>
           <w:szCs w:val="18"/>
         </w:rPr>
-        <w:t>C, Java, Python, C#, C++, x86-64 Assembly, Shell Scripting, Prolog</w:t>
+        <w:t xml:space="preserve">C, Java, Python, C#, C++, </w:t>
+      </w:r>
+      <w:r>
+        <w:rPr>
+          <w:rFonts w:ascii="C059" w:hAnsi="C059"/>
+          <w:sz w:val="18"/>
+          <w:szCs w:val="18"/>
+        </w:rPr>
+        <w:t xml:space="preserve">JavaScript, </w:t>
+      </w:r>
+      <w:r>
+        <w:rPr>
+          <w:rFonts w:ascii="C059" w:hAnsi="C059"/>
+          <w:sz w:val="18"/>
+          <w:szCs w:val="18"/>
+        </w:rPr>
+        <w:t>x86-64 Assembly, Shell Scripting, Prolog</w:t>
       </w:r>
     </w:p>
     <w:p>
@@ -272,7 +304,63 @@
           <w:sz w:val="18"/>
           <w:szCs w:val="18"/>
         </w:rPr>
-        <w:t>: PHP, .NET Framework, Python (Flask, Django), HTML, CSS, JavaScript, SQL, R-Databases</w:t>
+        <w:t xml:space="preserve">: PHP, .NET Framework, HTML, CSS, </w:t>
+      </w:r>
+      <w:r>
+        <w:rPr>
+          <w:rFonts w:ascii="C059" w:hAnsi="C059"/>
+          <w:sz w:val="18"/>
+          <w:szCs w:val="18"/>
+        </w:rPr>
+        <w:t>React, NodeJS</w:t>
+      </w:r>
+      <w:r>
+        <w:rPr>
+          <w:rFonts w:ascii="C059" w:hAnsi="C059"/>
+          <w:sz w:val="18"/>
+          <w:szCs w:val="18"/>
+        </w:rPr>
+        <w:t xml:space="preserve">, </w:t>
+      </w:r>
+      <w:r>
+        <w:rPr>
+          <w:rFonts w:ascii="C059" w:hAnsi="C059"/>
+          <w:sz w:val="18"/>
+          <w:szCs w:val="18"/>
+        </w:rPr>
+        <w:t>MERN,</w:t>
+      </w:r>
+      <w:r>
+        <w:rPr>
+          <w:rFonts w:ascii="C059" w:hAnsi="C059"/>
+          <w:sz w:val="18"/>
+          <w:szCs w:val="18"/>
+        </w:rPr>
+        <w:t xml:space="preserve"> Python (Flask),</w:t>
+      </w:r>
+      <w:r>
+        <w:rPr>
+          <w:rFonts w:ascii="C059" w:hAnsi="C059"/>
+          <w:sz w:val="18"/>
+          <w:szCs w:val="18"/>
+        </w:rPr>
+        <w:t xml:space="preserve"> </w:t>
+      </w:r>
+      <w:r>
+        <w:rPr>
+          <w:rFonts w:ascii="C059" w:hAnsi="C059"/>
+          <w:sz w:val="18"/>
+          <w:szCs w:val="18"/>
+        </w:rPr>
+        <w:t xml:space="preserve">SQL, </w:t>
+      </w:r>
+      <w:r>
+        <w:rPr>
+          <w:rFonts w:ascii="C059" w:hAnsi="C059"/>
+          <w:sz w:val="18"/>
+          <w:szCs w:val="18"/>
+        </w:rPr>
+        <w:t>NoSQL</w:t>
       </w:r>
     </w:p>
     <w:p>
@@ -340,6 +428,37 @@
     <w:p>
       <w:pPr>
         <w:pStyle w:val="Normal"/>
+        <w:numPr>
+          <w:ilvl w:val="0"/>
+          <w:numId w:val="9"/>
+        </w:numPr>
+        <w:spacing w:lineRule="auto" w:line="252" w:before="0" w:after="60"/>
+        <w:rPr>
+          <w:rFonts w:ascii="C059" w:hAnsi="C059"/>
+        </w:rPr>
+      </w:pPr>
+      <w:r>
+        <w:rPr>
+          <w:rFonts w:ascii="C059" w:hAnsi="C059"/>
+          <w:b/>
+          <w:bCs/>
+          <w:sz w:val="18"/>
+          <w:szCs w:val="18"/>
+        </w:rPr>
+        <w:t>Side Interests</w:t>
+      </w:r>
+      <w:r>
+        <w:rPr>
+          <w:rFonts w:ascii="C059" w:hAnsi="C059"/>
+          <w:sz w:val="18"/>
+          <w:szCs w:val="18"/>
+        </w:rPr>
+        <w:t>: Experimental Art, Visual Art, Film History, Geography, Psychology, Snooker</w:t>
+      </w:r>
+    </w:p>
+    <w:p>
+      <w:pPr>
+        <w:pStyle w:val="Normal"/>
         <w:pBdr>
           <w:bottom w:val="single" w:sz="6" w:space="3" w:color="111111"/>
         </w:pBdr>
@@ -390,13 +509,24 @@
           <w:rFonts w:ascii="C059" w:hAnsi="C059"/>
           <w:b w:val="false"/>
           <w:bCs w:val="false"/>
+          <w:sz w:val="18"/>
+          <w:szCs w:val="18"/>
+          <w:u w:val="none"/>
+        </w:rPr>
+        <w:t>Technical Operations</w:t>
+      </w:r>
+      <w:r>
+        <w:rPr>
+          <w:rFonts w:ascii="C059" w:hAnsi="C059"/>
+          <w:b w:val="false"/>
+          <w:bCs w:val="false"/>
           <w:i w:val="false"/>
           <w:iCs w:val="false"/>
           <w:sz w:val="18"/>
           <w:szCs w:val="18"/>
           <w:u w:val="none"/>
         </w:rPr>
-        <w:t xml:space="preserve">Web Developmnet </w:t>
+        <w:t xml:space="preserve"> </w:t>
       </w:r>
       <w:r>
         <w:rPr>
@@ -587,7 +717,7 @@
           <w:szCs w:val="18"/>
         </w:rPr>
         <w:tab/>
-        <w:t xml:space="preserve">Full-Stack Web Development, GUI Development, Software Engineering, Data Structures &amp; Algorithms, </w:t>
+        <w:t>Full-Stack Web Development, GUI Development, Data Structures &amp; Algorithms, Databases,</w:t>
       </w:r>
     </w:p>
     <w:p>
@@ -836,6 +966,77 @@
           <w:szCs w:val="18"/>
           <w:vertAlign w:val="baseline"/>
         </w:rPr>
+        <w:t>AWS Certified AI Practitioner</w:t>
+      </w:r>
+      <w:r>
+        <w:rPr>
+          <w:rFonts w:ascii="C059" w:hAnsi="C059"/>
+          <w:b/>
+          <w:bCs/>
+          <w:strike w:val="false"/>
+          <w:dstrike w:val="false"/>
+          <w:position w:val="0"/>
+          <w:sz w:val="18"/>
+          <w:sz w:val="18"/>
+          <w:szCs w:val="18"/>
+          <w:vertAlign w:val="baseline"/>
+        </w:rPr>
+        <w:t xml:space="preserve"> </w:t>
+      </w:r>
+      <w:r>
+        <w:rPr>
+          <w:rFonts w:ascii="C059" w:hAnsi="C059"/>
+          <w:b w:val="false"/>
+          <w:bCs w:val="false"/>
+          <w:strike w:val="false"/>
+          <w:dstrike w:val="false"/>
+          <w:position w:val="0"/>
+          <w:sz w:val="18"/>
+          <w:sz w:val="18"/>
+          <w:szCs w:val="18"/>
+          <w:vertAlign w:val="baseline"/>
+        </w:rPr>
+        <w:t xml:space="preserve">— </w:t>
+      </w:r>
+      <w:r>
+        <w:rPr>
+          <w:rFonts w:ascii="C059" w:hAnsi="C059"/>
+          <w:b/>
+          <w:bCs/>
+          <w:strike w:val="false"/>
+          <w:dstrike w:val="false"/>
+          <w:position w:val="0"/>
+          <w:sz w:val="18"/>
+          <w:sz w:val="18"/>
+          <w:szCs w:val="18"/>
+          <w:vertAlign w:val="baseline"/>
+        </w:rPr>
+        <w:t>Amazon Web Services (AWS)</w:t>
+      </w:r>
+    </w:p>
+    <w:p>
+      <w:pPr>
+        <w:pStyle w:val="Normal"/>
+        <w:numPr>
+          <w:ilvl w:val="0"/>
+          <w:numId w:val="7"/>
+        </w:numPr>
+        <w:spacing w:lineRule="auto" w:line="252" w:before="0" w:after="60"/>
+        <w:rPr/>
+      </w:pPr>
+      <w:r>
+        <w:rPr>
+          <w:rFonts w:ascii="C059" w:hAnsi="C059"/>
+          <w:b w:val="false"/>
+          <w:bCs w:val="false"/>
+          <w:strike w:val="false"/>
+          <w:dstrike w:val="false"/>
+          <w:position w:val="0"/>
+          <w:sz w:val="18"/>
+          <w:sz w:val="18"/>
+          <w:szCs w:val="18"/>
+          <w:vertAlign w:val="baseline"/>
+        </w:rPr>
         <w:t>Data Science and Analytics &amp; Agile Project Management  —</w:t>
       </w:r>
       <w:r>
@@ -1242,27 +1443,7 @@
           <w:szCs w:val="18"/>
           <w:u w:val="none"/>
         </w:rPr>
-        <w:t>RegexBuilder</w:t>
-      </w:r>
-      <w:r>
-        <w:rPr>
-          <w:rFonts w:ascii="C059" w:hAnsi="C059"/>
-          <w:b/>
-          <w:sz w:val="18"/>
-          <w:szCs w:val="18"/>
-          <w:u w:val="none"/>
-        </w:rPr>
-        <w:t xml:space="preserve"> [Java</w:t>
-      </w:r>
-      <w:r>
-        <w:rPr>
-          <w:rFonts w:ascii="C059" w:hAnsi="C059"/>
-          <w:b/>
-          <w:sz w:val="18"/>
-          <w:szCs w:val="18"/>
-          <w:u w:val="none"/>
-        </w:rPr>
-        <w:t>]</w:t>
+        <w:t>RegexBuilder [Java]</w:t>
       </w:r>
     </w:p>
     <w:p>
@@ -1285,29 +1466,7 @@
           <w:szCs w:val="18"/>
           <w:u w:val="none"/>
         </w:rPr>
-        <w:t xml:space="preserve">A chainable </w:t>
-      </w:r>
-      <w:r>
-        <w:rPr>
-          <w:rStyle w:val="Hyperlink"/>
-          <w:rFonts w:ascii="C059" w:hAnsi="C059"/>
-          <w:color w:val="000000"/>
-          <w:sz w:val="18"/>
-          <w:szCs w:val="18"/>
-          <w:u w:val="none"/>
-        </w:rPr>
-        <w:t>Java library for building regular expression</w:t>
-      </w:r>
-      <w:r>
-        <w:rPr>
-          <w:rStyle w:val="Hyperlink"/>
-          <w:rFonts w:ascii="C059" w:hAnsi="C059"/>
-          <w:color w:val="000000"/>
-          <w:sz w:val="18"/>
-          <w:szCs w:val="18"/>
-          <w:u w:val="none"/>
-        </w:rPr>
-        <w:t>s</w:t>
+        <w:t>A chainable Java library for building regular expressions</w:t>
       </w:r>
       <w:r>
         <w:rPr>

--- a/Mohamad_Mostafa_CV.docx
+++ b/Mohamad_Mostafa_CV.docx
@@ -177,39 +177,7 @@
           <w:sz w:val="18"/>
           <w:szCs w:val="18"/>
         </w:rPr>
-        <w:t xml:space="preserve">Software Engineer with a B.Sc. in Computer Science and expertise in system design and full-stack development. Developed production-grade healthcare and media platforms, Built a </w:t>
-      </w:r>
-      <w:r>
-        <w:rPr>
-          <w:rFonts w:ascii="C059" w:hAnsi="C059"/>
-          <w:sz w:val="18"/>
-          <w:szCs w:val="18"/>
-        </w:rPr>
-        <w:t>custom</w:t>
-      </w:r>
-      <w:r>
-        <w:rPr>
-          <w:rFonts w:ascii="C059" w:hAnsi="C059"/>
-          <w:sz w:val="18"/>
-          <w:szCs w:val="18"/>
-        </w:rPr>
-        <w:t xml:space="preserve"> Linux </w:t>
-      </w:r>
-      <w:r>
-        <w:rPr>
-          <w:rFonts w:ascii="C059" w:hAnsi="C059"/>
-          <w:sz w:val="18"/>
-          <w:szCs w:val="18"/>
-        </w:rPr>
-        <w:t>OS</w:t>
-      </w:r>
-      <w:r>
-        <w:rPr>
-          <w:rFonts w:ascii="C059" w:hAnsi="C059"/>
-          <w:sz w:val="18"/>
-          <w:szCs w:val="18"/>
-        </w:rPr>
-        <w:t>, and led technical operations for a NASA-affiliated event. Seeking Software Engineering roles in systems infrastructure or full-stack engineering.</w:t>
+        <w:t>Software Engineer with a B.Sc. in Computer Science and expertise in system design and full-stack development. Developed production-grade healthcare and media platforms, Built a custom Linux OS, and led technical operations for a NASA-affiliated event. Seeking Software Engineering roles in systems infrastructure or full-stack engineering.</w:t>
       </w:r>
     </w:p>
     <w:p>
@@ -259,23 +227,7 @@
           <w:sz w:val="18"/>
           <w:szCs w:val="18"/>
         </w:rPr>
-        <w:t xml:space="preserve">C, Java, Python, C#, C++, </w:t>
-      </w:r>
-      <w:r>
-        <w:rPr>
-          <w:rFonts w:ascii="C059" w:hAnsi="C059"/>
-          <w:sz w:val="18"/>
-          <w:szCs w:val="18"/>
-        </w:rPr>
-        <w:t xml:space="preserve">JavaScript, </w:t>
-      </w:r>
-      <w:r>
-        <w:rPr>
-          <w:rFonts w:ascii="C059" w:hAnsi="C059"/>
-          <w:sz w:val="18"/>
-          <w:szCs w:val="18"/>
-        </w:rPr>
-        <w:t>x86-64 Assembly, Shell Scripting, Prolog</w:t>
+        <w:t>C, Java, Python, C#, C++, JavaScript, x86-64 Assembly, Shell Scripting, Prolog</w:t>
       </w:r>
     </w:p>
     <w:p>
@@ -304,63 +256,7 @@
           <w:sz w:val="18"/>
           <w:szCs w:val="18"/>
         </w:rPr>
-        <w:t xml:space="preserve">: PHP, .NET Framework, HTML, CSS, </w:t>
-      </w:r>
-      <w:r>
-        <w:rPr>
-          <w:rFonts w:ascii="C059" w:hAnsi="C059"/>
-          <w:sz w:val="18"/>
-          <w:szCs w:val="18"/>
-        </w:rPr>
-        <w:t>React, NodeJS</w:t>
-      </w:r>
-      <w:r>
-        <w:rPr>
-          <w:rFonts w:ascii="C059" w:hAnsi="C059"/>
-          <w:sz w:val="18"/>
-          <w:szCs w:val="18"/>
-        </w:rPr>
-        <w:t xml:space="preserve">, </w:t>
-      </w:r>
-      <w:r>
-        <w:rPr>
-          <w:rFonts w:ascii="C059" w:hAnsi="C059"/>
-          <w:sz w:val="18"/>
-          <w:szCs w:val="18"/>
-        </w:rPr>
-        <w:t>MERN,</w:t>
-      </w:r>
-      <w:r>
-        <w:rPr>
-          <w:rFonts w:ascii="C059" w:hAnsi="C059"/>
-          <w:sz w:val="18"/>
-          <w:szCs w:val="18"/>
-        </w:rPr>
-        <w:t xml:space="preserve"> Python (Flask),</w:t>
-      </w:r>
-      <w:r>
-        <w:rPr>
-          <w:rFonts w:ascii="C059" w:hAnsi="C059"/>
-          <w:sz w:val="18"/>
-          <w:szCs w:val="18"/>
-        </w:rPr>
-        <w:t xml:space="preserve"> </w:t>
-      </w:r>
-      <w:r>
-        <w:rPr>
-          <w:rFonts w:ascii="C059" w:hAnsi="C059"/>
-          <w:sz w:val="18"/>
-          <w:szCs w:val="18"/>
-        </w:rPr>
-        <w:t xml:space="preserve">SQL, </w:t>
-      </w:r>
-      <w:r>
-        <w:rPr>
-          <w:rFonts w:ascii="C059" w:hAnsi="C059"/>
-          <w:sz w:val="18"/>
-          <w:szCs w:val="18"/>
-        </w:rPr>
-        <w:t>NoSQL</w:t>
+        <w:t>: PHP, .NET Framework, HTML, CSS, React, NodeJS, MERN, Python (Flask), SQL, NoSQL</w:t>
       </w:r>
     </w:p>
     <w:p>
@@ -392,7 +288,17 @@
           <w:sz w:val="18"/>
           <w:szCs w:val="18"/>
         </w:rPr>
-        <w:t>Git, Docker, Visual Paradigm, Wireshark, Packet Tracer, ArcGIS, Office, Vim</w:t>
+        <w:t xml:space="preserve">Git, Docker, Visual Paradigm, Wireshark, Packet Tracer, ArcGIS, Office, Vim, </w:t>
+      </w:r>
+      <w:r>
+        <w:rPr>
+          <w:rFonts w:ascii="C059" w:hAnsi="C059"/>
+          <w:b w:val="false"/>
+          <w:bCs w:val="false"/>
+          <w:sz w:val="18"/>
+          <w:szCs w:val="18"/>
+        </w:rPr>
+        <w:t>Workflow Automation (n8n)</w:t>
       </w:r>
     </w:p>
     <w:p>

--- a/Mohamad_Mostafa_CV.docx
+++ b/Mohamad_Mostafa_CV.docx
@@ -177,7 +177,7 @@
           <w:sz w:val="18"/>
           <w:szCs w:val="18"/>
         </w:rPr>
-        <w:t>Software Engineer with a B.Sc. in Computer Science and expertise in system design and full-stack development. Developed production-grade healthcare and media platforms, Built a custom Linux OS, and led technical operations for a NASA-affiliated event. Seeking Software Engineering roles in systems infrastructure or full-stack engineering.</w:t>
+        <w:t>Software Engineer and Computer Science graduate with hands-on experience in full-stack development, systems programming, Linux, and software engineering. Proficient in C, C++, Java, C#, Python, JavaScript, React, Node.js, ASP.NET, SQL, and Docker. Experienced in developing web platforms, custom Linux systems, and software applications in team-based technical environments. Seeking Software Engineering roles in full-stack development or systems engineering.</w:t>
       </w:r>
     </w:p>
     <w:p>
@@ -248,7 +248,7 @@
           <w:sz w:val="18"/>
           <w:szCs w:val="18"/>
         </w:rPr>
-        <w:t>Web Development Stack</w:t>
+        <w:t>Web Development</w:t>
       </w:r>
       <w:r>
         <w:rPr>
@@ -256,7 +256,36 @@
           <w:sz w:val="18"/>
           <w:szCs w:val="18"/>
         </w:rPr>
-        <w:t>: PHP, .NET Framework, HTML, CSS, React, NodeJS, MERN, Python (Flask), SQL, NoSQL</w:t>
+        <w:t>: PHP, .NET Framework, HTML, CSS, React, NodeJS, MERN, Flask, SQL, NoSQL</w:t>
+      </w:r>
+    </w:p>
+    <w:p>
+      <w:pPr>
+        <w:pStyle w:val="Normal"/>
+        <w:numPr>
+          <w:ilvl w:val="0"/>
+          <w:numId w:val="9"/>
+        </w:numPr>
+        <w:spacing w:lineRule="auto" w:line="252" w:before="0" w:after="60"/>
+        <w:rPr/>
+      </w:pPr>
+      <w:r>
+        <w:rPr>
+          <w:rFonts w:ascii="C059" w:hAnsi="C059"/>
+          <w:b/>
+          <w:bCs/>
+          <w:sz w:val="18"/>
+          <w:szCs w:val="18"/>
+        </w:rPr>
+        <w:t>DevOps &amp; System Design</w:t>
+      </w:r>
+      <w:r>
+        <w:rPr>
+          <w:rFonts w:ascii="C059" w:hAnsi="C059"/>
+          <w:sz w:val="18"/>
+          <w:szCs w:val="18"/>
+        </w:rPr>
+        <w:t>: CI/CD pipelines, containerization fundamentals, system design principles, UML Diagrams, Linux server administration, monitoring &amp; logging basics</w:t>
       </w:r>
     </w:p>
     <w:p>
@@ -278,27 +307,15 @@
           <w:sz w:val="18"/>
           <w:szCs w:val="18"/>
         </w:rPr>
-        <w:t xml:space="preserve">Tools: </w:t>
+        <w:t xml:space="preserve">Languages Spoken: </w:t>
       </w:r>
       <w:r>
         <w:rPr>
           <w:rFonts w:ascii="C059" w:hAnsi="C059"/>
-          <w:b w:val="false"/>
-          <w:bCs w:val="false"/>
           <w:sz w:val="18"/>
           <w:szCs w:val="18"/>
         </w:rPr>
-        <w:t xml:space="preserve">Git, Docker, Visual Paradigm, Wireshark, Packet Tracer, ArcGIS, Office, Vim, </w:t>
-      </w:r>
-      <w:r>
-        <w:rPr>
-          <w:rFonts w:ascii="C059" w:hAnsi="C059"/>
-          <w:b w:val="false"/>
-          <w:bCs w:val="false"/>
-          <w:sz w:val="18"/>
-          <w:szCs w:val="18"/>
-        </w:rPr>
-        <w:t>Workflow Automation (n8n)</w:t>
+        <w:t>Arabic (Native), English (Fluent), French (Academic)</w:t>
       </w:r>
     </w:p>
     <w:p>
@@ -317,36 +334,6 @@
         <w:rPr>
           <w:rFonts w:ascii="C059" w:hAnsi="C059"/>
           <w:b/>
-          <w:sz w:val="18"/>
-          <w:szCs w:val="18"/>
-        </w:rPr>
-        <w:t xml:space="preserve">Languages Spoken: </w:t>
-      </w:r>
-      <w:r>
-        <w:rPr>
-          <w:rFonts w:ascii="C059" w:hAnsi="C059"/>
-          <w:sz w:val="18"/>
-          <w:szCs w:val="18"/>
-        </w:rPr>
-        <w:t>Arabic (Native), English (Fluent), French (Academic)</w:t>
-      </w:r>
-    </w:p>
-    <w:p>
-      <w:pPr>
-        <w:pStyle w:val="Normal"/>
-        <w:numPr>
-          <w:ilvl w:val="0"/>
-          <w:numId w:val="9"/>
-        </w:numPr>
-        <w:spacing w:lineRule="auto" w:line="252" w:before="0" w:after="60"/>
-        <w:rPr>
-          <w:rFonts w:ascii="C059" w:hAnsi="C059"/>
-        </w:rPr>
-      </w:pPr>
-      <w:r>
-        <w:rPr>
-          <w:rFonts w:ascii="C059" w:hAnsi="C059"/>
-          <w:b/>
           <w:bCs/>
           <w:sz w:val="18"/>
           <w:szCs w:val="18"/>
@@ -391,11 +378,35 @@
     <w:p>
       <w:pPr>
         <w:pStyle w:val="Normal"/>
+        <w:spacing w:lineRule="auto" w:line="252" w:before="60" w:after="30"/>
+        <w:rPr>
+          <w:rFonts w:ascii="C059" w:hAnsi="C059"/>
+          <w:b/>
+          <w:i/>
+          <w:i/>
+          <w:sz w:val="18"/>
+          <w:szCs w:val="18"/>
+        </w:rPr>
+      </w:pPr>
+      <w:r>
+        <w:rPr>
+          <w:rFonts w:ascii="C059" w:hAnsi="C059"/>
+          <w:b/>
+          <w:i/>
+          <w:sz w:val="18"/>
+          <w:szCs w:val="18"/>
+        </w:rPr>
+        <w:t>Volunteering</w:t>
+      </w:r>
+    </w:p>
+    <w:p>
+      <w:pPr>
+        <w:pStyle w:val="Normal"/>
         <w:numPr>
           <w:ilvl w:val="0"/>
           <w:numId w:val="8"/>
         </w:numPr>
-        <w:spacing w:lineRule="auto" w:line="252" w:before="60" w:after="20"/>
+        <w:spacing w:lineRule="auto" w:line="252" w:before="20" w:after="20"/>
         <w:rPr>
           <w:u w:val="none"/>
         </w:rPr>
@@ -408,7 +419,7 @@
           <w:szCs w:val="18"/>
           <w:u w:val="none"/>
         </w:rPr>
-        <w:t xml:space="preserve">NASA Space Apps | </w:t>
+        <w:t xml:space="preserve">NASA Space Apps Challenge | </w:t>
       </w:r>
       <w:r>
         <w:rPr>
@@ -419,34 +430,7 @@
           <w:szCs w:val="18"/>
           <w:u w:val="none"/>
         </w:rPr>
-        <w:t>Technical Operations</w:t>
-      </w:r>
-      <w:r>
-        <w:rPr>
-          <w:rFonts w:ascii="C059" w:hAnsi="C059"/>
-          <w:b w:val="false"/>
-          <w:bCs w:val="false"/>
-          <w:i w:val="false"/>
-          <w:iCs w:val="false"/>
-          <w:sz w:val="18"/>
-          <w:szCs w:val="18"/>
-          <w:u w:val="none"/>
-        </w:rPr>
-        <w:t xml:space="preserve"> </w:t>
-      </w:r>
-      <w:r>
-        <w:rPr>
-          <w:rStyle w:val="Emphasis"/>
-          <w:rFonts w:ascii="C059" w:hAnsi="C059"/>
-          <w:b w:val="false"/>
-          <w:bCs w:val="false"/>
-          <w:i w:val="false"/>
-          <w:iCs w:val="false"/>
-          <w:sz w:val="18"/>
-          <w:szCs w:val="18"/>
-          <w:u w:val="none"/>
-        </w:rPr>
-        <w:t>Lead | 2026- (Seasonal)</w:t>
+        <w:t>Technical Operations Lead | Tripoli, Lebanon | 2026- (Seasonal)</w:t>
       </w:r>
     </w:p>
     <w:p>
@@ -467,7 +451,236 @@
           <w:szCs w:val="18"/>
           <w:u w:val="none"/>
         </w:rPr>
-        <w:t>Coordinated with the local organizers to ensure readiness for NASA’s first Space Apps Challenge hackathon infrastructure in Tripoli. And owned technical operations, including building, maintaining and deploying the event website.</w:t>
+        <w:t>Coordinated with local organizers to ensure infrastructure readiness for NASA's first Space Apps Challenge hackathon in Tripoli; owned technical operations, including building, maintaining, and deploying the official event website.</w:t>
+      </w:r>
+    </w:p>
+    <w:p>
+      <w:pPr>
+        <w:pStyle w:val="Normal"/>
+        <w:spacing w:lineRule="auto" w:line="252" w:before="60" w:after="30"/>
+        <w:rPr>
+          <w:rFonts w:ascii="C059" w:hAnsi="C059"/>
+          <w:b/>
+          <w:i/>
+          <w:i/>
+          <w:sz w:val="18"/>
+          <w:szCs w:val="18"/>
+        </w:rPr>
+      </w:pPr>
+      <w:r>
+        <w:rPr>
+          <w:rFonts w:ascii="C059" w:hAnsi="C059"/>
+          <w:b/>
+          <w:i/>
+          <w:sz w:val="18"/>
+          <w:szCs w:val="18"/>
+        </w:rPr>
+        <w:t>Open Source</w:t>
+      </w:r>
+    </w:p>
+    <w:p>
+      <w:pPr>
+        <w:pStyle w:val="Normal"/>
+        <w:numPr>
+          <w:ilvl w:val="0"/>
+          <w:numId w:val="8"/>
+        </w:numPr>
+        <w:spacing w:lineRule="auto" w:line="252" w:before="20" w:after="20"/>
+        <w:rPr>
+          <w:u w:val="none"/>
+        </w:rPr>
+      </w:pPr>
+      <w:r>
+        <w:rPr>
+          <w:rFonts w:ascii="C059" w:hAnsi="C059"/>
+          <w:b/>
+          <w:sz w:val="18"/>
+          <w:szCs w:val="18"/>
+          <w:u w:val="none"/>
+        </w:rPr>
+        <w:t>MediCare Healthcare Platform | C#, ASP.NET</w:t>
+      </w:r>
+    </w:p>
+    <w:p>
+      <w:pPr>
+        <w:pStyle w:val="Normal"/>
+        <w:numPr>
+          <w:ilvl w:val="0"/>
+          <w:numId w:val="0"/>
+        </w:numPr>
+        <w:spacing w:lineRule="auto" w:line="252" w:before="0" w:after="60"/>
+        <w:ind w:hanging="0" w:left="720"/>
+        <w:rPr/>
+      </w:pPr>
+      <w:r>
+        <w:rPr>
+          <w:rFonts w:ascii="C059" w:hAnsi="C059"/>
+          <w:sz w:val="18"/>
+          <w:szCs w:val="18"/>
+          <w:u w:val="none"/>
+        </w:rPr>
+        <w:t>Developed a full-stack healthcare platform connecting patients and doctors, featuring real-time chat, a medication/nutrition management system with dosage tracking and refill reminders, and appointment scheduling with calendar integration and automated email/SMS notifications.</w:t>
+      </w:r>
+    </w:p>
+    <w:p>
+      <w:pPr>
+        <w:pStyle w:val="Normal"/>
+        <w:spacing w:lineRule="auto" w:line="252" w:before="60" w:after="30"/>
+        <w:rPr>
+          <w:rFonts w:ascii="C059" w:hAnsi="C059"/>
+          <w:b/>
+          <w:i/>
+          <w:i/>
+          <w:sz w:val="18"/>
+          <w:szCs w:val="18"/>
+        </w:rPr>
+      </w:pPr>
+      <w:r>
+        <w:rPr>
+          <w:rFonts w:ascii="C059" w:hAnsi="C059"/>
+          <w:b/>
+          <w:i/>
+          <w:sz w:val="18"/>
+          <w:szCs w:val="18"/>
+        </w:rPr>
+        <w:t>Workshops &amp; Internships</w:t>
+      </w:r>
+    </w:p>
+    <w:p>
+      <w:pPr>
+        <w:pStyle w:val="Normal"/>
+        <w:numPr>
+          <w:ilvl w:val="0"/>
+          <w:numId w:val="8"/>
+        </w:numPr>
+        <w:spacing w:lineRule="auto" w:line="252" w:before="0" w:after="20"/>
+        <w:rPr>
+          <w:u w:val="none"/>
+        </w:rPr>
+      </w:pPr>
+      <w:r>
+        <w:rPr>
+          <w:rFonts w:ascii="C059" w:hAnsi="C059"/>
+          <w:b/>
+          <w:sz w:val="18"/>
+          <w:szCs w:val="18"/>
+          <w:u w:val="none"/>
+        </w:rPr>
+        <w:t>Cisco | Routing &amp; Switching | Feb - Jun 2026</w:t>
+      </w:r>
+    </w:p>
+    <w:p>
+      <w:pPr>
+        <w:pStyle w:val="Normal"/>
+        <w:numPr>
+          <w:ilvl w:val="0"/>
+          <w:numId w:val="0"/>
+        </w:numPr>
+        <w:spacing w:lineRule="auto" w:line="252" w:before="0" w:after="20"/>
+        <w:ind w:hanging="0" w:left="720"/>
+        <w:rPr>
+          <w:b w:val="false"/>
+          <w:bCs w:val="false"/>
+        </w:rPr>
+      </w:pPr>
+      <w:r>
+        <w:rPr>
+          <w:rFonts w:ascii="C059" w:hAnsi="C059"/>
+          <w:b w:val="false"/>
+          <w:bCs w:val="false"/>
+          <w:sz w:val="18"/>
+          <w:szCs w:val="18"/>
+          <w:u w:val="none"/>
+        </w:rPr>
+        <w:t>Configured, tested, and troubleshot network routing and switching setups using Cisco devices and Packet Tracer, working with network configuration, connectivity, and troubleshooting tasks.</w:t>
+      </w:r>
+    </w:p>
+    <w:p>
+      <w:pPr>
+        <w:pStyle w:val="Normal"/>
+        <w:numPr>
+          <w:ilvl w:val="0"/>
+          <w:numId w:val="8"/>
+        </w:numPr>
+        <w:spacing w:lineRule="auto" w:line="252" w:before="20" w:after="20"/>
+        <w:rPr>
+          <w:u w:val="none"/>
+        </w:rPr>
+      </w:pPr>
+      <w:r>
+        <w:rPr>
+          <w:rFonts w:ascii="C059" w:hAnsi="C059"/>
+          <w:b/>
+          <w:sz w:val="18"/>
+          <w:szCs w:val="18"/>
+          <w:u w:val="none"/>
+        </w:rPr>
+        <w:t>Techlarious | AI Agent Development with MERN Stack | Jul - Aug 2026</w:t>
+      </w:r>
+    </w:p>
+    <w:p>
+      <w:pPr>
+        <w:pStyle w:val="Normal"/>
+        <w:numPr>
+          <w:ilvl w:val="0"/>
+          <w:numId w:val="0"/>
+        </w:numPr>
+        <w:spacing w:lineRule="auto" w:line="252" w:before="0" w:after="60"/>
+        <w:ind w:hanging="0" w:left="720"/>
+        <w:rPr/>
+      </w:pPr>
+      <w:r>
+        <w:rPr>
+          <w:rFonts w:ascii="C059" w:hAnsi="C059"/>
+          <w:sz w:val="18"/>
+          <w:szCs w:val="18"/>
+          <w:u w:val="none"/>
+        </w:rPr>
+        <w:t>Built and deployed AI-powered agents using the MERN stack (MongoDB, Express.js, React, Node.js) as part of a team in a structured, professional work environment</w:t>
+      </w:r>
+    </w:p>
+    <w:p>
+      <w:pPr>
+        <w:pStyle w:val="Normal"/>
+        <w:numPr>
+          <w:ilvl w:val="0"/>
+          <w:numId w:val="8"/>
+        </w:numPr>
+        <w:spacing w:lineRule="auto" w:line="252" w:before="0" w:after="20"/>
+        <w:rPr>
+          <w:u w:val="none"/>
+        </w:rPr>
+      </w:pPr>
+      <w:r>
+        <w:rPr>
+          <w:rFonts w:ascii="C059" w:hAnsi="C059"/>
+          <w:b/>
+          <w:sz w:val="18"/>
+          <w:szCs w:val="18"/>
+          <w:u w:val="none"/>
+        </w:rPr>
+        <w:t>Khwarizme | AI Workflow Automation with n8n | Sep 2026</w:t>
+      </w:r>
+    </w:p>
+    <w:p>
+      <w:pPr>
+        <w:pStyle w:val="Normal"/>
+        <w:numPr>
+          <w:ilvl w:val="0"/>
+          <w:numId w:val="0"/>
+        </w:numPr>
+        <w:spacing w:lineRule="auto" w:line="252" w:before="0" w:after="60"/>
+        <w:ind w:hanging="0" w:left="720"/>
+        <w:rPr/>
+      </w:pPr>
+      <w:r>
+        <w:rPr>
+          <w:rFonts w:ascii="C059" w:hAnsi="C059"/>
+          <w:sz w:val="18"/>
+          <w:szCs w:val="18"/>
+          <w:u w:val="none"/>
+        </w:rPr>
+        <w:t>Designed and implemented automated AI-driven workflows using the n8n workflow automation platform.</w:t>
       </w:r>
     </w:p>
     <w:p>
@@ -651,6 +864,26 @@
     <w:p>
       <w:pPr>
         <w:pStyle w:val="Normal"/>
+        <w:numPr>
+          <w:ilvl w:val="0"/>
+          <w:numId w:val="0"/>
+        </w:numPr>
+        <w:spacing w:lineRule="auto" w:line="252" w:before="0" w:after="60"/>
+        <w:ind w:hanging="0" w:left="720"/>
+        <w:rPr/>
+      </w:pPr>
+      <w:r>
+        <w:rPr>
+          <w:rFonts w:ascii="C059" w:hAnsi="C059"/>
+          <w:sz w:val="18"/>
+          <w:szCs w:val="18"/>
+        </w:rPr>
+        <w:t>Maintained a high GPA consistently across all semesters while demonstrating strong commitment in attendance and class activities participation; built teamwork and communication skills through peer study groups and private tutoring outside of coursework.</w:t>
+      </w:r>
+    </w:p>
+    <w:p>
+      <w:pPr>
+        <w:pStyle w:val="Normal"/>
         <w:pBdr>
           <w:bottom w:val="single" w:sz="6" w:space="3" w:color="111111"/>
         </w:pBdr>
@@ -665,7 +898,7 @@
           <w:sz w:val="18"/>
           <w:szCs w:val="18"/>
         </w:rPr>
-        <w:t xml:space="preserve">CERTIFICATIONS </w:t>
+        <w:t>CERTIFICATIONS</w:t>
       </w:r>
     </w:p>
     <w:p>
@@ -678,6 +911,21 @@
         <w:spacing w:lineRule="auto" w:line="252" w:before="0" w:after="60"/>
         <w:rPr/>
       </w:pPr>
+      <w:r>
+        <w:rPr>
+          <w:rFonts w:ascii="C059" w:hAnsi="C059"/>
+          <w:b/>
+          <w:bCs/>
+          <w:strike w:val="false"/>
+          <w:dstrike w:val="false"/>
+          <w:position w:val="0"/>
+          <w:sz w:val="18"/>
+          <w:sz w:val="18"/>
+          <w:szCs w:val="18"/>
+          <w:vertAlign w:val="baseline"/>
+        </w:rPr>
+        <w:t xml:space="preserve">Amazon Web Services (AWS) </w:t>
+      </w:r>
       <w:r>
         <w:rPr>
           <w:rFonts w:ascii="C059" w:hAnsi="C059"/>
@@ -691,7 +939,7 @@
           <w:szCs w:val="18"/>
           <w:vertAlign w:val="baseline"/>
         </w:rPr>
-        <w:t>Java Foundations</w:t>
+        <w:t xml:space="preserve">— </w:t>
       </w:r>
       <w:r>
         <w:rPr>
@@ -706,7 +954,245 @@
           <w:szCs w:val="18"/>
           <w:vertAlign w:val="baseline"/>
         </w:rPr>
+        <w:t>Certified AI Practitioner</w:t>
+      </w:r>
+    </w:p>
+    <w:p>
+      <w:pPr>
+        <w:pStyle w:val="Normal"/>
+        <w:numPr>
+          <w:ilvl w:val="0"/>
+          <w:numId w:val="0"/>
+        </w:numPr>
+        <w:spacing w:lineRule="auto" w:line="252" w:before="0" w:after="60"/>
+        <w:ind w:hanging="0" w:left="720"/>
+        <w:rPr>
+          <w:b w:val="false"/>
+          <w:bCs w:val="false"/>
+        </w:rPr>
+      </w:pPr>
+      <w:r>
+        <w:rPr>
+          <w:rFonts w:ascii="C059" w:hAnsi="C059"/>
+          <w:b w:val="false"/>
+          <w:bCs w:val="false"/>
+          <w:strike w:val="false"/>
+          <w:dstrike w:val="false"/>
+          <w:position w:val="0"/>
+          <w:sz w:val="18"/>
+          <w:sz w:val="18"/>
+          <w:szCs w:val="18"/>
+          <w:vertAlign w:val="baseline"/>
+        </w:rPr>
+        <w:t>Validated foundational knowledge of AI, machine learning, and generative AI concepts alongside core AWS AI/ML services.</w:t>
+      </w:r>
+    </w:p>
+    <w:p>
+      <w:pPr>
+        <w:pStyle w:val="Normal"/>
+        <w:numPr>
+          <w:ilvl w:val="0"/>
+          <w:numId w:val="7"/>
+        </w:numPr>
+        <w:spacing w:lineRule="auto" w:line="252" w:before="0" w:after="60"/>
+        <w:rPr/>
+      </w:pPr>
+      <w:r>
+        <w:rPr>
+          <w:rFonts w:ascii="C059" w:hAnsi="C059"/>
+          <w:b/>
+          <w:bCs/>
+          <w:strike w:val="false"/>
+          <w:dstrike w:val="false"/>
+          <w:position w:val="0"/>
+          <w:sz w:val="18"/>
+          <w:sz w:val="18"/>
+          <w:szCs w:val="18"/>
+          <w:vertAlign w:val="baseline"/>
+        </w:rPr>
+        <w:t xml:space="preserve">Oracle </w:t>
+      </w:r>
+      <w:r>
+        <w:rPr>
+          <w:rFonts w:ascii="C059" w:hAnsi="C059"/>
+          <w:b w:val="false"/>
+          <w:bCs w:val="false"/>
+          <w:strike w:val="false"/>
+          <w:dstrike w:val="false"/>
+          <w:position w:val="0"/>
+          <w:sz w:val="18"/>
+          <w:sz w:val="18"/>
+          <w:szCs w:val="18"/>
+          <w:vertAlign w:val="baseline"/>
+        </w:rPr>
+        <w:t xml:space="preserve">— </w:t>
+      </w:r>
+      <w:r>
+        <w:rPr>
+          <w:rFonts w:ascii="C059" w:hAnsi="C059"/>
+          <w:b/>
+          <w:bCs/>
+          <w:strike w:val="false"/>
+          <w:dstrike w:val="false"/>
+          <w:position w:val="0"/>
+          <w:sz w:val="18"/>
+          <w:sz w:val="18"/>
+          <w:szCs w:val="18"/>
+          <w:vertAlign w:val="baseline"/>
+        </w:rPr>
+        <w:t>Java</w:t>
+      </w:r>
+      <w:r>
+        <w:rPr>
+          <w:rFonts w:ascii="C059" w:hAnsi="C059"/>
+          <w:b w:val="false"/>
+          <w:bCs w:val="false"/>
+          <w:strike w:val="false"/>
+          <w:dstrike w:val="false"/>
+          <w:position w:val="0"/>
+          <w:sz w:val="18"/>
+          <w:sz w:val="18"/>
+          <w:szCs w:val="18"/>
+          <w:vertAlign w:val="baseline"/>
+        </w:rPr>
         <w:t xml:space="preserve"> </w:t>
+      </w:r>
+      <w:r>
+        <w:rPr>
+          <w:rFonts w:ascii="C059" w:hAnsi="C059"/>
+          <w:b/>
+          <w:bCs/>
+          <w:strike w:val="false"/>
+          <w:dstrike w:val="false"/>
+          <w:position w:val="0"/>
+          <w:sz w:val="18"/>
+          <w:sz w:val="18"/>
+          <w:szCs w:val="18"/>
+          <w:vertAlign w:val="baseline"/>
+        </w:rPr>
+        <w:t>Foundations</w:t>
+      </w:r>
+    </w:p>
+    <w:p>
+      <w:pPr>
+        <w:pStyle w:val="Normal"/>
+        <w:numPr>
+          <w:ilvl w:val="0"/>
+          <w:numId w:val="0"/>
+        </w:numPr>
+        <w:spacing w:lineRule="auto" w:line="252" w:before="0" w:after="60"/>
+        <w:ind w:hanging="0" w:left="720"/>
+        <w:rPr/>
+      </w:pPr>
+      <w:r>
+        <w:rPr>
+          <w:rFonts w:ascii="C059" w:hAnsi="C059"/>
+          <w:sz w:val="18"/>
+          <w:szCs w:val="18"/>
+        </w:rPr>
+        <w:t>Covered core Java syntax, object-oriented programming principles, and foundational programming constructs.</w:t>
+      </w:r>
+    </w:p>
+    <w:p>
+      <w:pPr>
+        <w:pStyle w:val="Normal"/>
+        <w:numPr>
+          <w:ilvl w:val="0"/>
+          <w:numId w:val="7"/>
+        </w:numPr>
+        <w:spacing w:lineRule="auto" w:line="252" w:before="0" w:after="60"/>
+        <w:rPr/>
+      </w:pPr>
+      <w:r>
+        <w:rPr>
+          <w:rFonts w:ascii="C059" w:hAnsi="C059"/>
+          <w:b/>
+          <w:bCs/>
+          <w:strike w:val="false"/>
+          <w:dstrike w:val="false"/>
+          <w:position w:val="0"/>
+          <w:sz w:val="18"/>
+          <w:sz w:val="18"/>
+          <w:szCs w:val="18"/>
+          <w:vertAlign w:val="baseline"/>
+        </w:rPr>
+        <w:t xml:space="preserve">HackerRank </w:t>
+      </w:r>
+      <w:r>
+        <w:rPr>
+          <w:rFonts w:ascii="C059" w:hAnsi="C059"/>
+          <w:b w:val="false"/>
+          <w:bCs w:val="false"/>
+          <w:strike w:val="false"/>
+          <w:dstrike w:val="false"/>
+          <w:position w:val="0"/>
+          <w:sz w:val="18"/>
+          <w:sz w:val="18"/>
+          <w:szCs w:val="18"/>
+          <w:vertAlign w:val="baseline"/>
+        </w:rPr>
+        <w:t xml:space="preserve">— </w:t>
+      </w:r>
+      <w:r>
+        <w:rPr>
+          <w:rFonts w:ascii="C059" w:hAnsi="C059"/>
+          <w:b/>
+          <w:bCs/>
+          <w:strike w:val="false"/>
+          <w:dstrike w:val="false"/>
+          <w:position w:val="0"/>
+          <w:sz w:val="18"/>
+          <w:sz w:val="18"/>
+          <w:szCs w:val="18"/>
+          <w:vertAlign w:val="baseline"/>
+        </w:rPr>
+        <w:t xml:space="preserve"> Software Engineer</w:t>
+      </w:r>
+    </w:p>
+    <w:p>
+      <w:pPr>
+        <w:pStyle w:val="Normal"/>
+        <w:numPr>
+          <w:ilvl w:val="0"/>
+          <w:numId w:val="0"/>
+        </w:numPr>
+        <w:spacing w:lineRule="auto" w:line="252" w:before="0" w:after="60"/>
+        <w:ind w:hanging="0" w:left="720"/>
+        <w:rPr/>
+      </w:pPr>
+      <w:r>
+        <w:rPr>
+          <w:rFonts w:ascii="C059" w:hAnsi="C059"/>
+          <w:sz w:val="18"/>
+          <w:szCs w:val="18"/>
+        </w:rPr>
+        <w:t>Verified proficiency in problem-solving, data structures, system design, databases and software engineering fundamentals through a certified skills assessment.</w:t>
+      </w:r>
+    </w:p>
+    <w:p>
+      <w:pPr>
+        <w:pStyle w:val="Normal"/>
+        <w:numPr>
+          <w:ilvl w:val="0"/>
+          <w:numId w:val="7"/>
+        </w:numPr>
+        <w:spacing w:lineRule="auto" w:line="252" w:before="0" w:after="60"/>
+        <w:rPr/>
+      </w:pPr>
+      <w:r>
+        <w:rPr>
+          <w:rFonts w:ascii="C059" w:hAnsi="C059"/>
+          <w:b/>
+          <w:bCs/>
+          <w:strike w:val="false"/>
+          <w:dstrike w:val="false"/>
+          <w:position w:val="0"/>
+          <w:sz w:val="18"/>
+          <w:sz w:val="18"/>
+          <w:szCs w:val="18"/>
+          <w:vertAlign w:val="baseline"/>
+        </w:rPr>
+        <w:t xml:space="preserve">Harvard University </w:t>
       </w:r>
       <w:r>
         <w:rPr>
@@ -736,7 +1222,27 @@
           <w:szCs w:val="18"/>
           <w:vertAlign w:val="baseline"/>
         </w:rPr>
-        <w:t xml:space="preserve"> Oracle</w:t>
+        <w:t xml:space="preserve"> CS50 Computer Science, CS50 Cybersecurity</w:t>
+      </w:r>
+    </w:p>
+    <w:p>
+      <w:pPr>
+        <w:pStyle w:val="Normal"/>
+        <w:numPr>
+          <w:ilvl w:val="0"/>
+          <w:numId w:val="0"/>
+        </w:numPr>
+        <w:spacing w:lineRule="auto" w:line="252" w:before="0" w:after="60"/>
+        <w:ind w:hanging="0" w:left="720"/>
+        <w:rPr/>
+      </w:pPr>
+      <w:r>
+        <w:rPr>
+          <w:rFonts w:ascii="C059" w:hAnsi="C059"/>
+          <w:sz w:val="18"/>
+          <w:szCs w:val="18"/>
+        </w:rPr>
+        <w:t>Completed Harvard's computer science and cybersecurity courses covering algorithms, data structures, memory management, web development, cryptography and securing software.</w:t>
       </w:r>
     </w:p>
     <w:p>
@@ -749,19 +1255,6 @@
         <w:spacing w:lineRule="auto" w:line="252" w:before="0" w:after="60"/>
         <w:rPr/>
       </w:pPr>
-      <w:r>
-        <w:rPr>
-          <w:rFonts w:ascii="C059" w:hAnsi="C059"/>
-          <w:strike w:val="false"/>
-          <w:dstrike w:val="false"/>
-          <w:position w:val="0"/>
-          <w:sz w:val="18"/>
-          <w:sz w:val="18"/>
-          <w:szCs w:val="18"/>
-          <w:vertAlign w:val="baseline"/>
-        </w:rPr>
-        <w:t xml:space="preserve">Software Engineer  —  </w:t>
-      </w:r>
       <w:r>
         <w:rPr>
           <w:rFonts w:ascii="C059" w:hAnsi="C059"/>
@@ -775,119 +1268,7 @@
           <w:szCs w:val="18"/>
           <w:vertAlign w:val="baseline"/>
         </w:rPr>
-        <w:t>HackerRank</w:t>
-      </w:r>
-    </w:p>
-    <w:p>
-      <w:pPr>
-        <w:pStyle w:val="Normal"/>
-        <w:numPr>
-          <w:ilvl w:val="0"/>
-          <w:numId w:val="7"/>
-        </w:numPr>
-        <w:spacing w:lineRule="auto" w:line="252" w:before="0" w:after="60"/>
-        <w:rPr/>
-      </w:pPr>
-      <w:r>
-        <w:rPr>
-          <w:rFonts w:ascii="C059" w:hAnsi="C059"/>
-          <w:b w:val="false"/>
-          <w:bCs w:val="false"/>
-          <w:strike w:val="false"/>
-          <w:dstrike w:val="false"/>
-          <w:position w:val="0"/>
-          <w:sz w:val="18"/>
-          <w:sz w:val="18"/>
-          <w:szCs w:val="18"/>
-          <w:vertAlign w:val="baseline"/>
-        </w:rPr>
-        <w:t>CS50 Computer Science</w:t>
-      </w:r>
-      <w:r>
-        <w:rPr>
-          <w:rFonts w:ascii="C059" w:hAnsi="C059"/>
-          <w:b/>
-          <w:bCs/>
-          <w:strike w:val="false"/>
-          <w:dstrike w:val="false"/>
-          <w:position w:val="0"/>
-          <w:sz w:val="18"/>
-          <w:sz w:val="18"/>
-          <w:szCs w:val="18"/>
-          <w:vertAlign w:val="baseline"/>
-        </w:rPr>
-        <w:t xml:space="preserve"> </w:t>
-      </w:r>
-      <w:r>
-        <w:rPr>
-          <w:rFonts w:ascii="C059" w:hAnsi="C059"/>
-          <w:b w:val="false"/>
-          <w:bCs w:val="false"/>
-          <w:strike w:val="false"/>
-          <w:dstrike w:val="false"/>
-          <w:position w:val="0"/>
-          <w:sz w:val="18"/>
-          <w:sz w:val="18"/>
-          <w:szCs w:val="18"/>
-          <w:vertAlign w:val="baseline"/>
-        </w:rPr>
-        <w:t>—</w:t>
-      </w:r>
-      <w:r>
-        <w:rPr>
-          <w:rFonts w:ascii="C059" w:hAnsi="C059"/>
-          <w:b/>
-          <w:bCs/>
-          <w:strike w:val="false"/>
-          <w:dstrike w:val="false"/>
-          <w:position w:val="0"/>
-          <w:sz w:val="18"/>
-          <w:sz w:val="18"/>
-          <w:szCs w:val="18"/>
-          <w:vertAlign w:val="baseline"/>
-        </w:rPr>
-        <w:t xml:space="preserve"> Harvard University</w:t>
-      </w:r>
-    </w:p>
-    <w:p>
-      <w:pPr>
-        <w:pStyle w:val="Normal"/>
-        <w:numPr>
-          <w:ilvl w:val="0"/>
-          <w:numId w:val="7"/>
-        </w:numPr>
-        <w:spacing w:lineRule="auto" w:line="252" w:before="0" w:after="60"/>
-        <w:rPr/>
-      </w:pPr>
-      <w:r>
-        <w:rPr>
-          <w:rFonts w:ascii="C059" w:hAnsi="C059"/>
-          <w:b w:val="false"/>
-          <w:bCs w:val="false"/>
-          <w:strike w:val="false"/>
-          <w:dstrike w:val="false"/>
-          <w:position w:val="0"/>
-          <w:sz w:val="18"/>
-          <w:sz w:val="18"/>
-          <w:szCs w:val="18"/>
-          <w:vertAlign w:val="baseline"/>
-        </w:rPr>
-        <w:t>AWS Certified AI Practitioner</w:t>
-      </w:r>
-      <w:r>
-        <w:rPr>
-          <w:rFonts w:ascii="C059" w:hAnsi="C059"/>
-          <w:b/>
-          <w:bCs/>
-          <w:strike w:val="false"/>
-          <w:dstrike w:val="false"/>
-          <w:position w:val="0"/>
-          <w:sz w:val="18"/>
-          <w:sz w:val="18"/>
-          <w:szCs w:val="18"/>
-          <w:vertAlign w:val="baseline"/>
-        </w:rPr>
-        <w:t xml:space="preserve"> </w:t>
+        <w:t xml:space="preserve">HP LIFE </w:t>
       </w:r>
       <w:r>
         <w:rPr>
@@ -917,7 +1298,27 @@
           <w:szCs w:val="18"/>
           <w:vertAlign w:val="baseline"/>
         </w:rPr>
-        <w:t>Amazon Web Services (AWS)</w:t>
+        <w:t>Data Science and Analytics, Agile Project Management</w:t>
+      </w:r>
+    </w:p>
+    <w:p>
+      <w:pPr>
+        <w:pStyle w:val="Normal"/>
+        <w:numPr>
+          <w:ilvl w:val="0"/>
+          <w:numId w:val="0"/>
+        </w:numPr>
+        <w:spacing w:lineRule="auto" w:line="252" w:before="0" w:after="60"/>
+        <w:ind w:hanging="0" w:left="720"/>
+        <w:rPr/>
+      </w:pPr>
+      <w:r>
+        <w:rPr>
+          <w:rFonts w:ascii="C059" w:hAnsi="C059"/>
+          <w:sz w:val="18"/>
+          <w:szCs w:val="18"/>
+        </w:rPr>
+        <w:t>Covered data analysis fundamentals, data-driven decision-making, and Agile project management principles.</w:t>
       </w:r>
     </w:p>
     <w:p>
@@ -930,6 +1331,21 @@
         <w:spacing w:lineRule="auto" w:line="252" w:before="0" w:after="60"/>
         <w:rPr/>
       </w:pPr>
+      <w:r>
+        <w:rPr>
+          <w:rFonts w:ascii="C059" w:hAnsi="C059"/>
+          <w:b/>
+          <w:bCs/>
+          <w:strike w:val="false"/>
+          <w:dstrike w:val="false"/>
+          <w:position w:val="0"/>
+          <w:sz w:val="18"/>
+          <w:sz w:val="18"/>
+          <w:szCs w:val="18"/>
+          <w:vertAlign w:val="baseline"/>
+        </w:rPr>
+        <w:t xml:space="preserve">Cisco Networking Academy </w:t>
+      </w:r>
       <w:r>
         <w:rPr>
           <w:rFonts w:ascii="C059" w:hAnsi="C059"/>
@@ -943,7 +1359,7 @@
           <w:szCs w:val="18"/>
           <w:vertAlign w:val="baseline"/>
         </w:rPr>
-        <w:t>Data Science and Analytics &amp; Agile Project Management  —</w:t>
+        <w:t xml:space="preserve">— </w:t>
       </w:r>
       <w:r>
         <w:rPr>
@@ -958,7 +1374,27 @@
           <w:szCs w:val="18"/>
           <w:vertAlign w:val="baseline"/>
         </w:rPr>
-        <w:t xml:space="preserve">  HP LIFE</w:t>
+        <w:t>Junior Cybersecurity Analyst, NDG Linux</w:t>
+      </w:r>
+    </w:p>
+    <w:p>
+      <w:pPr>
+        <w:pStyle w:val="Normal"/>
+        <w:numPr>
+          <w:ilvl w:val="0"/>
+          <w:numId w:val="0"/>
+        </w:numPr>
+        <w:spacing w:lineRule="auto" w:line="252" w:before="0" w:after="60"/>
+        <w:ind w:hanging="0" w:left="720"/>
+        <w:rPr/>
+      </w:pPr>
+      <w:r>
+        <w:rPr>
+          <w:rFonts w:ascii="C059" w:hAnsi="C059"/>
+          <w:sz w:val="18"/>
+          <w:szCs w:val="18"/>
+        </w:rPr>
+        <w:t>Covered cybersecurity fundamentals, threat detection, and Linux system administration basics.</w:t>
       </w:r>
     </w:p>
     <w:p>
@@ -974,6 +1410,8 @@
       <w:r>
         <w:rPr>
           <w:rFonts w:ascii="C059" w:hAnsi="C059"/>
+          <w:b/>
+          <w:bCs/>
           <w:strike w:val="false"/>
           <w:dstrike w:val="false"/>
           <w:position w:val="0"/>
@@ -982,7 +1420,22 @@
           <w:szCs w:val="18"/>
           <w:vertAlign w:val="baseline"/>
         </w:rPr>
-        <w:t xml:space="preserve">Junior Cybersecurity Analyst &amp; NDG Linux   —  </w:t>
+        <w:t xml:space="preserve">The Linux Foundation </w:t>
+      </w:r>
+      <w:r>
+        <w:rPr>
+          <w:rFonts w:ascii="C059" w:hAnsi="C059"/>
+          <w:b w:val="false"/>
+          <w:bCs w:val="false"/>
+          <w:strike w:val="false"/>
+          <w:dstrike w:val="false"/>
+          <w:position w:val="0"/>
+          <w:sz w:val="18"/>
+          <w:sz w:val="18"/>
+          <w:szCs w:val="18"/>
+          <w:vertAlign w:val="baseline"/>
+        </w:rPr>
+        <w:t xml:space="preserve">— </w:t>
       </w:r>
       <w:r>
         <w:rPr>
@@ -997,7 +1450,27 @@
           <w:szCs w:val="18"/>
           <w:vertAlign w:val="baseline"/>
         </w:rPr>
-        <w:t>Cisco Networking Academy</w:t>
+        <w:t>LFD103: Linux Kernel Development &amp; LFD121: Developing Secure Software</w:t>
+      </w:r>
+    </w:p>
+    <w:p>
+      <w:pPr>
+        <w:pStyle w:val="Normal"/>
+        <w:numPr>
+          <w:ilvl w:val="0"/>
+          <w:numId w:val="0"/>
+        </w:numPr>
+        <w:spacing w:lineRule="auto" w:line="252" w:before="0" w:after="60"/>
+        <w:ind w:hanging="0" w:left="720"/>
+        <w:rPr/>
+      </w:pPr>
+      <w:r>
+        <w:rPr>
+          <w:rFonts w:ascii="C059" w:hAnsi="C059"/>
+          <w:sz w:val="18"/>
+          <w:szCs w:val="18"/>
+        </w:rPr>
+        <w:t>Covered Linux kernel internals and module development alongside secure coding practices for software development.</w:t>
       </w:r>
     </w:p>
     <w:p>
@@ -1013,6 +1486,18 @@
       <w:r>
         <w:rPr>
           <w:rFonts w:ascii="C059" w:hAnsi="C059"/>
+          <w:b/>
+          <w:bCs/>
+          <w:sz w:val="18"/>
+          <w:szCs w:val="18"/>
+        </w:rPr>
+        <w:t xml:space="preserve">DOT Lebanon &amp; UNICEF Generation Innovation Lab (GIL) </w:t>
+      </w:r>
+      <w:r>
+        <w:rPr>
+          <w:rFonts w:ascii="C059" w:hAnsi="C059"/>
+          <w:b w:val="false"/>
+          <w:bCs w:val="false"/>
           <w:strike w:val="false"/>
           <w:dstrike w:val="false"/>
           <w:position w:val="0"/>
@@ -1021,22 +1506,47 @@
           <w:szCs w:val="18"/>
           <w:vertAlign w:val="baseline"/>
         </w:rPr>
-        <w:t xml:space="preserve">LFD103: Linux Kernel Development &amp; LFD121: Developing Secure Software  —  </w:t>
+        <w:t xml:space="preserve">— </w:t>
       </w:r>
       <w:r>
         <w:rPr>
           <w:rFonts w:ascii="C059" w:hAnsi="C059"/>
           <w:b/>
           <w:bCs/>
-          <w:strike w:val="false"/>
-          <w:dstrike w:val="false"/>
-          <w:position w:val="0"/>
-          <w:sz w:val="18"/>
           <w:sz w:val="18"/>
           <w:szCs w:val="18"/>
-          <w:vertAlign w:val="baseline"/>
         </w:rPr>
-        <w:t>The Linux Foundation</w:t>
+        <w:t>Robotics and Embedded Systems</w:t>
+      </w:r>
+      <w:r>
+        <w:rPr>
+          <w:rFonts w:ascii="C059" w:hAnsi="C059"/>
+          <w:b w:val="false"/>
+          <w:bCs w:val="false"/>
+          <w:sz w:val="18"/>
+          <w:szCs w:val="18"/>
+        </w:rPr>
+        <w:t xml:space="preserve">   </w:t>
+      </w:r>
+    </w:p>
+    <w:p>
+      <w:pPr>
+        <w:pStyle w:val="Normal"/>
+        <w:numPr>
+          <w:ilvl w:val="0"/>
+          <w:numId w:val="0"/>
+        </w:numPr>
+        <w:spacing w:lineRule="auto" w:line="252" w:before="0" w:after="60"/>
+        <w:ind w:hanging="0" w:left="720"/>
+        <w:rPr/>
+      </w:pPr>
+      <w:r>
+        <w:rPr>
+          <w:rFonts w:ascii="C059" w:hAnsi="C059"/>
+          <w:sz w:val="18"/>
+          <w:szCs w:val="18"/>
+        </w:rPr>
+        <w:t>Hands-on training in robotics fundamentals and embedded systems programming as part of a UNICEF Generation Innovation Lab initiative.</w:t>
       </w:r>
     </w:p>
     <w:p>
@@ -1058,6 +1568,32 @@
           <w:szCs w:val="18"/>
         </w:rPr>
         <w:t xml:space="preserve">SELECTED PROJECTS </w:t>
+      </w:r>
+    </w:p>
+    <w:p>
+      <w:pPr>
+        <w:pStyle w:val="Normal"/>
+        <w:spacing w:lineRule="auto" w:line="252" w:before="60" w:after="30"/>
+        <w:rPr>
+          <w:rFonts w:ascii="C059" w:hAnsi="C059"/>
+          <w:b/>
+          <w:i/>
+          <w:i/>
+          <w:sz w:val="18"/>
+          <w:szCs w:val="18"/>
+        </w:rPr>
+      </w:pPr>
+      <w:r>
+        <w:rPr>
+          <w:rFonts w:ascii="C059" w:hAnsi="C059"/>
+          <w:b/>
+          <w:bCs w:val="false"/>
+          <w:i/>
+          <w:sz w:val="18"/>
+          <w:szCs w:val="18"/>
+          <w:u w:val="none"/>
+        </w:rPr>
+        <w:t>Low-Level Programming</w:t>
       </w:r>
     </w:p>
     <w:p>
@@ -1080,7 +1616,94 @@
           <w:szCs w:val="18"/>
           <w:u w:val="none"/>
         </w:rPr>
-        <w:t>mOStafa Operating System [C, x86-64 Assembly]</w:t>
+        <w:t xml:space="preserve">mOStafa Operating System [C, x86-64 Assembly] </w:t>
+      </w:r>
+      <w:r>
+        <w:rPr>
+          <w:rFonts w:ascii="C059" w:hAnsi="C059"/>
+          <w:b w:val="false"/>
+          <w:bCs w:val="false"/>
+          <w:strike w:val="false"/>
+          <w:dstrike w:val="false"/>
+          <w:position w:val="0"/>
+          <w:sz w:val="18"/>
+          <w:sz w:val="18"/>
+          <w:szCs w:val="18"/>
+          <w:u w:val="none"/>
+          <w:vertAlign w:val="baseline"/>
+        </w:rPr>
+        <w:t xml:space="preserve">— </w:t>
+      </w:r>
+      <w:r>
+        <w:fldChar w:fldCharType="begin"/>
+      </w:r>
+      <w:r>
+        <w:rPr>
+          <w:rStyle w:val="Hyperlink"/>
+          <w:dstrike w:val="false"/>
+          <w:strike w:val="false"/>
+          <w:vertAlign w:val="baseline"/>
+          <w:position w:val="0"/>
+          <w:sz w:val="18"/>
+          <w:sz w:val="18"/>
+          <w:u w:val="none"/>
+          <w:b w:val="false"/>
+          <w:szCs w:val="18"/>
+          <w:bCs w:val="false"/>
+          <w:rFonts w:ascii="C059" w:hAnsi="C059"/>
+        </w:rPr>
+        <w:instrText xml:space="preserve"> HYPERLINK "https://moudzx.github.io/" \l "projects-mostafa"</w:instrText>
+      </w:r>
+      <w:r>
+        <w:rPr>
+          <w:rStyle w:val="Hyperlink"/>
+          <w:dstrike w:val="false"/>
+          <w:strike w:val="false"/>
+          <w:vertAlign w:val="baseline"/>
+          <w:position w:val="0"/>
+          <w:sz w:val="18"/>
+          <w:sz w:val="18"/>
+          <w:u w:val="none"/>
+          <w:b w:val="false"/>
+          <w:szCs w:val="18"/>
+          <w:bCs w:val="false"/>
+          <w:rFonts w:ascii="C059" w:hAnsi="C059"/>
+        </w:rPr>
+        <w:fldChar w:fldCharType="separate"/>
+      </w:r>
+      <w:r>
+        <w:rPr>
+          <w:rStyle w:val="Hyperlink"/>
+          <w:rFonts w:ascii="C059" w:hAnsi="C059"/>
+          <w:b w:val="false"/>
+          <w:bCs w:val="false"/>
+          <w:strike w:val="false"/>
+          <w:dstrike w:val="false"/>
+          <w:position w:val="0"/>
+          <w:sz w:val="18"/>
+          <w:sz w:val="18"/>
+          <w:szCs w:val="18"/>
+          <w:u w:val="none"/>
+          <w:vertAlign w:val="baseline"/>
+        </w:rPr>
+        <w:t>moudzx.github.io/#projects-mostafa</w:t>
+      </w:r>
+      <w:r>
+        <w:rPr>
+          <w:rStyle w:val="Hyperlink"/>
+          <w:dstrike w:val="false"/>
+          <w:strike w:val="false"/>
+          <w:vertAlign w:val="baseline"/>
+          <w:position w:val="0"/>
+          <w:sz w:val="18"/>
+          <w:sz w:val="18"/>
+          <w:u w:val="none"/>
+          <w:b w:val="false"/>
+          <w:szCs w:val="18"/>
+          <w:bCs w:val="false"/>
+          <w:rFonts w:ascii="C059" w:hAnsi="C059"/>
+        </w:rPr>
+        <w:fldChar w:fldCharType="end"/>
       </w:r>
     </w:p>
     <w:p>
@@ -1099,11 +1722,13 @@
           <w:rFonts w:ascii="C059" w:hAnsi="C059"/>
           <w:b w:val="false"/>
           <w:bCs w:val="false"/>
+          <w:i w:val="false"/>
+          <w:iCs w:val="false"/>
           <w:sz w:val="18"/>
           <w:szCs w:val="18"/>
           <w:u w:val="none"/>
         </w:rPr>
-        <w:t>An ongoing project, consisting of a bootable Linux kernel customization, a customized shell environment, a custom logging driver, additional C libraries (string interpolation and integer overflow handling) and re-creations of some command-line tools and built-in apps such as a CPU scheduling visualizer.</w:t>
+        <w:t>An ongoing project, consisting of a bootable Linux kernel customization, a customized shell environment, a custom logging driver, additional C libraries (string interpolation and integer overflow handling) and re-creations of some command-line tools using parallelization and POSIX syscalls.</w:t>
       </w:r>
     </w:p>
     <w:p>
@@ -1126,8 +1751,43 @@
           <w:szCs w:val="18"/>
           <w:u w:val="none"/>
         </w:rPr>
-        <w:t xml:space="preserve">MediCare Healthcare Platform [C#, ASP.NET] </w:t>
+        <w:t xml:space="preserve">CPU Scheduling Visualizer [C, Raylib, GUI] </w:t>
       </w:r>
+      <w:r>
+        <w:rPr>
+          <w:rFonts w:ascii="C059" w:hAnsi="C059"/>
+          <w:b w:val="false"/>
+          <w:bCs w:val="false"/>
+          <w:strike w:val="false"/>
+          <w:dstrike w:val="false"/>
+          <w:position w:val="0"/>
+          <w:sz w:val="18"/>
+          <w:sz w:val="18"/>
+          <w:szCs w:val="18"/>
+          <w:u w:val="none"/>
+          <w:vertAlign w:val="baseline"/>
+        </w:rPr>
+        <w:t xml:space="preserve">— </w:t>
+      </w:r>
+      <w:hyperlink r:id="rId5">
+        <w:r>
+          <w:rPr>
+            <w:rStyle w:val="Hyperlink"/>
+            <w:rFonts w:ascii="C059" w:hAnsi="C059"/>
+            <w:b w:val="false"/>
+            <w:bCs w:val="false"/>
+            <w:strike w:val="false"/>
+            <w:dstrike w:val="false"/>
+            <w:position w:val="0"/>
+            <w:sz w:val="18"/>
+            <w:sz w:val="18"/>
+            <w:szCs w:val="18"/>
+            <w:u w:val="none"/>
+            <w:vertAlign w:val="baseline"/>
+          </w:rPr>
+          <w:t>github.com/moudzx/CPU-Scheduling-visualizer</w:t>
+        </w:r>
+      </w:hyperlink>
     </w:p>
     <w:p>
       <w:pPr>
@@ -1144,12 +1804,42 @@
         <w:rPr>
           <w:rStyle w:val="Hyperlink"/>
           <w:rFonts w:ascii="C059" w:hAnsi="C059"/>
+          <w:b w:val="false"/>
+          <w:bCs w:val="false"/>
           <w:color w:val="000000"/>
           <w:sz w:val="18"/>
           <w:szCs w:val="18"/>
           <w:u w:val="none"/>
         </w:rPr>
-        <w:t>Full-stack healthcare platform connecting patients and doctors with real-time chat, a medication/nutrition management system with dosage tracking and refill reminders, appointment scheduling with calendar integration and automated email/SMS notifications.</w:t>
+        <w:t>An interactive C application built with Raylib that combines a digital countdown of a low-lever timer and a CPU scheduling simulator. It supports FCFS, SJF, Round Robin, and Priority scheduling algorithms with animated execution timelines, Gantt chart visualization, process statistics, and a modern neon-inspired interface.</w:t>
+      </w:r>
+    </w:p>
+    <w:p>
+      <w:pPr>
+        <w:pStyle w:val="Normal"/>
+        <w:spacing w:lineRule="auto" w:line="252" w:before="60" w:after="30"/>
+        <w:rPr>
+          <w:rFonts w:ascii="C059" w:hAnsi="C059"/>
+          <w:b/>
+          <w:i/>
+          <w:i/>
+          <w:sz w:val="18"/>
+          <w:szCs w:val="18"/>
+        </w:rPr>
+      </w:pPr>
+      <w:r>
+        <w:rPr>
+          <w:rStyle w:val="Hyperlink"/>
+          <w:rFonts w:ascii="C059" w:hAnsi="C059"/>
+          <w:b/>
+          <w:bCs w:val="false"/>
+          <w:i/>
+          <w:color w:val="000000"/>
+          <w:sz w:val="18"/>
+          <w:szCs w:val="18"/>
+          <w:u w:val="none"/>
+        </w:rPr>
+        <w:t>Software and Web development</w:t>
       </w:r>
     </w:p>
     <w:p>
@@ -1172,8 +1862,222 @@
           <w:szCs w:val="18"/>
           <w:u w:val="none"/>
         </w:rPr>
-        <w:t>Youtube Dracula [Python, Flask]</w:t>
+        <w:t xml:space="preserve">Helmert 7-Parameter Geodetic Transformer [Java, Swing, GUI] </w:t>
       </w:r>
+      <w:r>
+        <w:rPr>
+          <w:rFonts w:ascii="C059" w:hAnsi="C059"/>
+          <w:b w:val="false"/>
+          <w:bCs w:val="false"/>
+          <w:strike w:val="false"/>
+          <w:dstrike w:val="false"/>
+          <w:position w:val="0"/>
+          <w:sz w:val="18"/>
+          <w:sz w:val="18"/>
+          <w:szCs w:val="18"/>
+          <w:u w:val="none"/>
+          <w:vertAlign w:val="baseline"/>
+        </w:rPr>
+        <w:t xml:space="preserve">— </w:t>
+      </w:r>
+      <w:hyperlink r:id="rId6">
+        <w:r>
+          <w:rPr>
+            <w:rStyle w:val="Hyperlink"/>
+            <w:rFonts w:ascii="C059" w:hAnsi="C059"/>
+            <w:b w:val="false"/>
+            <w:bCs w:val="false"/>
+            <w:strike w:val="false"/>
+            <w:dstrike w:val="false"/>
+            <w:color w:val="000080"/>
+            <w:position w:val="0"/>
+            <w:sz w:val="18"/>
+            <w:sz w:val="18"/>
+            <w:szCs w:val="18"/>
+            <w:u w:val="none"/>
+            <w:vertAlign w:val="baseline"/>
+          </w:rPr>
+          <w:t>github.com/moudzx/Helmert-transformation</w:t>
+        </w:r>
+      </w:hyperlink>
+    </w:p>
+    <w:p>
+      <w:pPr>
+        <w:pStyle w:val="Normal"/>
+        <w:numPr>
+          <w:ilvl w:val="0"/>
+          <w:numId w:val="0"/>
+        </w:numPr>
+        <w:spacing w:lineRule="auto" w:line="252" w:before="0" w:after="30"/>
+        <w:ind w:hanging="0" w:left="720"/>
+        <w:rPr/>
+      </w:pPr>
+      <w:r>
+        <w:rPr>
+          <w:rStyle w:val="Hyperlink"/>
+          <w:rFonts w:ascii="C059" w:hAnsi="C059"/>
+          <w:b w:val="false"/>
+          <w:bCs w:val="false"/>
+          <w:color w:val="000000"/>
+          <w:sz w:val="18"/>
+          <w:szCs w:val="18"/>
+          <w:u w:val="none"/>
+        </w:rPr>
+        <w:t>GUI application performing seven-parameter Helmert transforms between geographic and geocentric systems</w:t>
+      </w:r>
+      <w:r>
+        <w:rPr>
+          <w:rStyle w:val="Hyperlink"/>
+          <w:rFonts w:ascii="C059" w:hAnsi="C059"/>
+          <w:b w:val="false"/>
+          <w:bCs w:val="false"/>
+          <w:sz w:val="18"/>
+          <w:szCs w:val="18"/>
+          <w:u w:val="none"/>
+        </w:rPr>
+        <w:t>.</w:t>
+      </w:r>
+    </w:p>
+    <w:p>
+      <w:pPr>
+        <w:pStyle w:val="Normal"/>
+        <w:numPr>
+          <w:ilvl w:val="0"/>
+          <w:numId w:val="8"/>
+        </w:numPr>
+        <w:spacing w:lineRule="auto" w:line="252" w:before="0" w:after="30"/>
+        <w:rPr>
+          <w:u w:val="none"/>
+        </w:rPr>
+      </w:pPr>
+      <w:r>
+        <w:rPr>
+          <w:rFonts w:ascii="C059" w:hAnsi="C059"/>
+          <w:b/>
+          <w:sz w:val="18"/>
+          <w:szCs w:val="18"/>
+          <w:u w:val="none"/>
+        </w:rPr>
+        <w:t xml:space="preserve">Dark Shadows [JavaScript, Game Development] </w:t>
+      </w:r>
+      <w:r>
+        <w:rPr>
+          <w:rFonts w:ascii="C059" w:hAnsi="C059"/>
+          <w:b w:val="false"/>
+          <w:bCs w:val="false"/>
+          <w:strike w:val="false"/>
+          <w:dstrike w:val="false"/>
+          <w:position w:val="0"/>
+          <w:sz w:val="18"/>
+          <w:sz w:val="18"/>
+          <w:szCs w:val="18"/>
+          <w:u w:val="none"/>
+          <w:vertAlign w:val="baseline"/>
+        </w:rPr>
+        <w:t xml:space="preserve">— </w:t>
+      </w:r>
+      <w:hyperlink r:id="rId7">
+        <w:r>
+          <w:rPr>
+            <w:rStyle w:val="Hyperlink"/>
+            <w:rFonts w:ascii="C059" w:hAnsi="C059"/>
+            <w:b w:val="false"/>
+            <w:bCs w:val="false"/>
+            <w:strike w:val="false"/>
+            <w:dstrike w:val="false"/>
+            <w:position w:val="0"/>
+            <w:sz w:val="18"/>
+            <w:sz w:val="18"/>
+            <w:szCs w:val="18"/>
+            <w:u w:val="none"/>
+            <w:vertAlign w:val="baseline"/>
+          </w:rPr>
+          <w:t>moudzx.github.io/DarkShadows</w:t>
+        </w:r>
+      </w:hyperlink>
+    </w:p>
+    <w:p>
+      <w:pPr>
+        <w:pStyle w:val="Normal"/>
+        <w:numPr>
+          <w:ilvl w:val="0"/>
+          <w:numId w:val="0"/>
+        </w:numPr>
+        <w:spacing w:lineRule="auto" w:line="252" w:before="0" w:after="30"/>
+        <w:ind w:hanging="0" w:left="720"/>
+        <w:rPr/>
+      </w:pPr>
+      <w:r>
+        <w:rPr>
+          <w:rStyle w:val="Hyperlink"/>
+          <w:rFonts w:ascii="C059" w:hAnsi="C059"/>
+          <w:b w:val="false"/>
+          <w:bCs w:val="false"/>
+          <w:color w:val="000000"/>
+          <w:sz w:val="18"/>
+          <w:szCs w:val="18"/>
+          <w:u w:val="none"/>
+        </w:rPr>
+        <w:t>Arcade Game with custom particle physics and a dynamic sine-wave pacing system.</w:t>
+      </w:r>
+    </w:p>
+    <w:p>
+      <w:pPr>
+        <w:pStyle w:val="Normal"/>
+        <w:numPr>
+          <w:ilvl w:val="0"/>
+          <w:numId w:val="8"/>
+        </w:numPr>
+        <w:spacing w:lineRule="auto" w:line="252" w:before="0" w:after="30"/>
+        <w:rPr>
+          <w:u w:val="none"/>
+        </w:rPr>
+      </w:pPr>
+      <w:r>
+        <w:rPr>
+          <w:rFonts w:ascii="C059" w:hAnsi="C059"/>
+          <w:b/>
+          <w:sz w:val="18"/>
+          <w:szCs w:val="18"/>
+          <w:u w:val="none"/>
+        </w:rPr>
+        <w:t xml:space="preserve">Youtube Downloader [Python, Web Development, Flask Framework] </w:t>
+      </w:r>
+      <w:r>
+        <w:rPr>
+          <w:rFonts w:ascii="C059" w:hAnsi="C059"/>
+          <w:b w:val="false"/>
+          <w:bCs w:val="false"/>
+          <w:strike w:val="false"/>
+          <w:dstrike w:val="false"/>
+          <w:position w:val="0"/>
+          <w:sz w:val="18"/>
+          <w:sz w:val="18"/>
+          <w:szCs w:val="18"/>
+          <w:u w:val="none"/>
+          <w:vertAlign w:val="baseline"/>
+        </w:rPr>
+        <w:t xml:space="preserve">— </w:t>
+      </w:r>
+      <w:hyperlink r:id="rId8">
+        <w:r>
+          <w:rPr>
+            <w:rStyle w:val="Hyperlink"/>
+            <w:rFonts w:ascii="C059" w:hAnsi="C059"/>
+            <w:b w:val="false"/>
+            <w:bCs w:val="false"/>
+            <w:strike w:val="false"/>
+            <w:dstrike w:val="false"/>
+            <w:position w:val="0"/>
+            <w:sz w:val="18"/>
+            <w:sz w:val="18"/>
+            <w:szCs w:val="18"/>
+            <w:u w:val="none"/>
+            <w:vertAlign w:val="baseline"/>
+          </w:rPr>
+          <w:t>github.com/moudzx/YoutubeDracula</w:t>
+        </w:r>
+      </w:hyperlink>
     </w:p>
     <w:p>
       <w:pPr>
@@ -1249,8 +2153,44 @@
           <w:szCs w:val="18"/>
           <w:u w:val="none"/>
         </w:rPr>
-        <w:t>Dark Shadows [JavaScript]</w:t>
+        <w:t xml:space="preserve">Tripoli, Lebanon [Front-end Web Development] </w:t>
       </w:r>
+      <w:r>
+        <w:rPr>
+          <w:rFonts w:ascii="C059" w:hAnsi="C059"/>
+          <w:b w:val="false"/>
+          <w:bCs w:val="false"/>
+          <w:strike w:val="false"/>
+          <w:dstrike w:val="false"/>
+          <w:position w:val="0"/>
+          <w:sz w:val="18"/>
+          <w:sz w:val="18"/>
+          <w:szCs w:val="18"/>
+          <w:u w:val="none"/>
+          <w:vertAlign w:val="baseline"/>
+        </w:rPr>
+        <w:t xml:space="preserve">— </w:t>
+      </w:r>
+      <w:hyperlink r:id="rId9">
+        <w:r>
+          <w:rPr>
+            <w:rStyle w:val="Hyperlink"/>
+            <w:rFonts w:ascii="C059" w:hAnsi="C059"/>
+            <w:b w:val="false"/>
+            <w:bCs w:val="false"/>
+            <w:strike w:val="false"/>
+            <w:dstrike w:val="false"/>
+            <w:color w:val="000080"/>
+            <w:position w:val="0"/>
+            <w:sz w:val="18"/>
+            <w:sz w:val="18"/>
+            <w:szCs w:val="18"/>
+            <w:u w:val="none"/>
+            <w:vertAlign w:val="baseline"/>
+          </w:rPr>
+          <w:t>github.com/moudzx/Troblos</w:t>
+        </w:r>
+      </w:hyperlink>
     </w:p>
     <w:p>
       <w:pPr>
@@ -1265,12 +2205,42 @@
       </w:pPr>
       <w:r>
         <w:rPr>
+          <w:rStyle w:val="Hyperlink"/>
           <w:rFonts w:ascii="C059" w:hAnsi="C059"/>
+          <w:color w:val="000000"/>
           <w:sz w:val="18"/>
           <w:szCs w:val="18"/>
           <w:u w:val="none"/>
         </w:rPr>
-        <w:t>Arcade Game with custom particle physics and a dynamic sine-wave pacing system.</w:t>
+        <w:t>A comprehensive city guide website for Tripoli, Lebanon. Final project for Front-end web development course.</w:t>
+      </w:r>
+    </w:p>
+    <w:p>
+      <w:pPr>
+        <w:pStyle w:val="Normal"/>
+        <w:spacing w:lineRule="auto" w:line="252" w:before="60" w:after="30"/>
+        <w:rPr>
+          <w:rFonts w:ascii="C059" w:hAnsi="C059"/>
+          <w:b/>
+          <w:i/>
+          <w:i/>
+          <w:sz w:val="18"/>
+          <w:szCs w:val="18"/>
+        </w:rPr>
+      </w:pPr>
+      <w:r>
+        <w:rPr>
+          <w:rStyle w:val="Hyperlink"/>
+          <w:rFonts w:ascii="C059" w:hAnsi="C059"/>
+          <w:b/>
+          <w:bCs w:val="false"/>
+          <w:i/>
+          <w:color w:val="000000"/>
+          <w:sz w:val="18"/>
+          <w:szCs w:val="18"/>
+          <w:u w:val="none"/>
+        </w:rPr>
+        <w:t>Tools and Packages</w:t>
       </w:r>
     </w:p>
     <w:p>
@@ -1293,7 +2263,59 @@
           <w:szCs w:val="18"/>
           <w:u w:val="none"/>
         </w:rPr>
-        <w:t>Helmert 7-Parameter Geodetic Transformer [Java, Swing]</w:t>
+        <w:t xml:space="preserve">RegexBuilder [Java, Design Patterns, Theory of Computation] </w:t>
+      </w:r>
+      <w:r>
+        <w:rPr>
+          <w:rFonts w:ascii="C059" w:hAnsi="C059"/>
+          <w:b w:val="false"/>
+          <w:bCs w:val="false"/>
+          <w:strike w:val="false"/>
+          <w:dstrike w:val="false"/>
+          <w:position w:val="0"/>
+          <w:sz w:val="18"/>
+          <w:sz w:val="18"/>
+          <w:szCs w:val="18"/>
+          <w:u w:val="none"/>
+          <w:vertAlign w:val="baseline"/>
+        </w:rPr>
+        <w:t xml:space="preserve">— </w:t>
+      </w:r>
+      <w:hyperlink r:id="rId10">
+        <w:r>
+          <w:rPr>
+            <w:rStyle w:val="Hyperlink"/>
+            <w:rFonts w:ascii="C059" w:hAnsi="C059"/>
+            <w:b w:val="false"/>
+            <w:bCs w:val="false"/>
+            <w:strike w:val="false"/>
+            <w:dstrike w:val="false"/>
+            <w:color w:val="000080"/>
+            <w:position w:val="0"/>
+            <w:sz w:val="18"/>
+            <w:sz w:val="18"/>
+            <w:szCs w:val="18"/>
+            <w:u w:val="none"/>
+            <w:vertAlign w:val="baseline"/>
+          </w:rPr>
+          <w:t>github.com/moudzx/RegexBuilder</w:t>
+        </w:r>
+      </w:hyperlink>
+      <w:r>
+        <w:rPr>
+          <w:rFonts w:ascii="C059" w:hAnsi="C059"/>
+          <w:b w:val="false"/>
+          <w:bCs w:val="false"/>
+          <w:strike w:val="false"/>
+          <w:dstrike w:val="false"/>
+          <w:position w:val="0"/>
+          <w:sz w:val="18"/>
+          <w:sz w:val="18"/>
+          <w:szCs w:val="18"/>
+          <w:u w:val="none"/>
+          <w:vertAlign w:val="baseline"/>
+        </w:rPr>
+        <w:t xml:space="preserve"> </w:t>
       </w:r>
     </w:p>
     <w:p>
@@ -1316,7 +2338,7 @@
           <w:szCs w:val="18"/>
           <w:u w:val="none"/>
         </w:rPr>
-        <w:t>GUI application performing seven-parameter Helmert transforms between geographic and geocentric systems</w:t>
+        <w:t>A chainable Java library for building regular expressions</w:t>
       </w:r>
       <w:r>
         <w:rPr>
@@ -1349,8 +2371,43 @@
           <w:szCs w:val="18"/>
           <w:u w:val="none"/>
         </w:rPr>
-        <w:t>RegexBuilder [Java]</w:t>
+        <w:t xml:space="preserve">Digital Image Processing [Python] </w:t>
       </w:r>
+      <w:r>
+        <w:rPr>
+          <w:rFonts w:ascii="C059" w:hAnsi="C059"/>
+          <w:b w:val="false"/>
+          <w:bCs w:val="false"/>
+          <w:strike w:val="false"/>
+          <w:dstrike w:val="false"/>
+          <w:position w:val="0"/>
+          <w:sz w:val="18"/>
+          <w:sz w:val="18"/>
+          <w:szCs w:val="18"/>
+          <w:u w:val="none"/>
+          <w:vertAlign w:val="baseline"/>
+        </w:rPr>
+        <w:t xml:space="preserve">— </w:t>
+      </w:r>
+      <w:hyperlink r:id="rId11">
+        <w:r>
+          <w:rPr>
+            <w:rStyle w:val="Hyperlink"/>
+            <w:rFonts w:ascii="C059" w:hAnsi="C059"/>
+            <w:b w:val="false"/>
+            <w:bCs w:val="false"/>
+            <w:strike w:val="false"/>
+            <w:dstrike w:val="false"/>
+            <w:position w:val="0"/>
+            <w:sz w:val="18"/>
+            <w:sz w:val="18"/>
+            <w:szCs w:val="18"/>
+            <w:u w:val="none"/>
+            <w:vertAlign w:val="baseline"/>
+          </w:rPr>
+          <w:t>github.com/moudzx/Image-processing</w:t>
+        </w:r>
+      </w:hyperlink>
     </w:p>
     <w:p>
       <w:pPr>
@@ -1372,9 +2429,18 @@
           <w:szCs w:val="18"/>
           <w:u w:val="none"/>
         </w:rPr>
-        <w:t>A chainable Java library for building regular expressions</w:t>
+        <w:t>Raw image recovery, 24-bit BMP images filter library, digital image processing: Spatial filtering, edge detection, histogram analysis, intensity windowing, thresholding, and pixel-level transformations.</w:t>
       </w:r>
-      <w:r>
+    </w:p>
+    <w:p>
+      <w:pPr>
+        <w:pStyle w:val="Normal"/>
+        <w:numPr>
+          <w:ilvl w:val="0"/>
+          <w:numId w:val="0"/>
+        </w:numPr>
+        <w:spacing w:lineRule="auto" w:line="252" w:before="0" w:after="30"/>
+        <w:ind w:hanging="0" w:left="720"/>
         <w:rPr>
           <w:rStyle w:val="Hyperlink"/>
           <w:rFonts w:ascii="C059" w:hAnsi="C059"/>
@@ -1382,7 +2448,14 @@
           <w:szCs w:val="18"/>
           <w:u w:val="none"/>
         </w:rPr>
-        <w:t>.</w:t>
+      </w:pPr>
+      <w:r>
+        <w:rPr>
+          <w:rFonts w:ascii="C059" w:hAnsi="C059"/>
+          <w:sz w:val="18"/>
+          <w:szCs w:val="18"/>
+          <w:u w:val="none"/>
+        </w:rPr>
       </w:r>
     </w:p>
     <w:sectPr>
@@ -3608,6 +4681,13 @@
       <w:rFonts w:ascii="OpenSymbol" w:hAnsi="OpenSymbol" w:eastAsia="OpenSymbol" w:cs="OpenSymbol"/>
     </w:rPr>
   </w:style>
+  <w:style w:type="character" w:styleId="FollowedHyperlink">
+    <w:name w:val="FollowedHyperlink"/>
+    <w:rPr>
+      <w:color w:val="800000"/>
+      <w:u w:val="single"/>
+    </w:rPr>
+  </w:style>
   <w:style w:type="paragraph" w:styleId="Heading">
     <w:name w:val="Heading"/>
     <w:basedOn w:val="Normal"/>

--- a/Mohamad_Mostafa_CV.docx
+++ b/Mohamad_Mostafa_CV.docx
@@ -140,6 +140,23 @@
     <w:p>
       <w:pPr>
         <w:pStyle w:val="Normal"/>
+        <w:spacing w:lineRule="auto" w:line="252" w:before="0" w:after="80"/>
+        <w:jc w:val="center"/>
+        <w:rPr>
+          <w:rStyle w:val="Hyperlink"/>
+          <w:rFonts w:ascii="C059" w:hAnsi="C059"/>
+          <w:sz w:val="18"/>
+          <w:szCs w:val="18"/>
+          <w:u w:val="none"/>
+        </w:rPr>
+      </w:pPr>
+      <w:r>
+        <w:rPr/>
+      </w:r>
+    </w:p>
+    <w:p>
+      <w:pPr>
+        <w:pStyle w:val="Normal"/>
         <w:pBdr>
           <w:bottom w:val="single" w:sz="6" w:space="3" w:color="111111"/>
         </w:pBdr>
@@ -178,6 +195,22 @@
           <w:szCs w:val="18"/>
         </w:rPr>
         <w:t>Software Engineer and Computer Science graduate with hands-on experience in full-stack development, systems programming, Linux, and software engineering. Proficient in C, C++, Java, C#, Python, JavaScript, React, Node.js, ASP.NET, SQL, and Docker. Experienced in developing web platforms, custom Linux systems, and software applications in team-based technical environments. Seeking Software Engineering roles in full-stack development or systems engineering.</w:t>
+      </w:r>
+    </w:p>
+    <w:p>
+      <w:pPr>
+        <w:pStyle w:val="Normal"/>
+        <w:spacing w:lineRule="auto" w:line="252" w:before="0" w:after="60"/>
+        <w:ind w:hanging="0" w:left="720"/>
+        <w:jc w:val="left"/>
+        <w:rPr>
+          <w:rFonts w:ascii="C059" w:hAnsi="C059"/>
+          <w:sz w:val="18"/>
+          <w:szCs w:val="18"/>
+        </w:rPr>
+      </w:pPr>
+      <w:r>
+        <w:rPr/>
       </w:r>
     </w:p>
     <w:p>
@@ -347,6 +380,18 @@
           <w:szCs w:val="18"/>
         </w:rPr>
         <w:t>: Experimental Art, Visual Art, Film History, Geography, Psychology, Snooker</w:t>
+      </w:r>
+    </w:p>
+    <w:p>
+      <w:pPr>
+        <w:pStyle w:val="Normal"/>
+        <w:spacing w:lineRule="auto" w:line="252" w:before="0" w:after="60"/>
+        <w:rPr>
+          <w:rFonts w:ascii="C059" w:hAnsi="C059"/>
+        </w:rPr>
+      </w:pPr>
+      <w:r>
+        <w:rPr/>
       </w:r>
     </w:p>
     <w:p>
@@ -686,6 +731,26 @@
     <w:p>
       <w:pPr>
         <w:pStyle w:val="Normal"/>
+        <w:numPr>
+          <w:ilvl w:val="0"/>
+          <w:numId w:val="0"/>
+        </w:numPr>
+        <w:spacing w:lineRule="auto" w:line="252" w:before="0" w:after="60"/>
+        <w:ind w:hanging="0" w:left="720"/>
+        <w:rPr>
+          <w:rFonts w:ascii="C059" w:hAnsi="C059"/>
+          <w:sz w:val="18"/>
+          <w:szCs w:val="18"/>
+          <w:u w:val="none"/>
+        </w:rPr>
+      </w:pPr>
+      <w:r>
+        <w:rPr/>
+      </w:r>
+    </w:p>
+    <w:p>
+      <w:pPr>
+        <w:pStyle w:val="Normal"/>
         <w:pBdr>
           <w:bottom w:val="single" w:sz="6" w:space="3" w:color="111111"/>
         </w:pBdr>
@@ -879,6 +944,25 @@
           <w:szCs w:val="18"/>
         </w:rPr>
         <w:t>Maintained a high GPA consistently across all semesters while demonstrating strong commitment in attendance and class activities participation; built teamwork and communication skills through peer study groups and private tutoring outside of coursework.</w:t>
+      </w:r>
+    </w:p>
+    <w:p>
+      <w:pPr>
+        <w:pStyle w:val="Normal"/>
+        <w:numPr>
+          <w:ilvl w:val="0"/>
+          <w:numId w:val="0"/>
+        </w:numPr>
+        <w:spacing w:lineRule="auto" w:line="252" w:before="0" w:after="60"/>
+        <w:ind w:hanging="0" w:left="720"/>
+        <w:rPr>
+          <w:rFonts w:ascii="C059" w:hAnsi="C059"/>
+          <w:sz w:val="18"/>
+          <w:szCs w:val="18"/>
+        </w:rPr>
+      </w:pPr>
+      <w:r>
+        <w:rPr/>
       </w:r>
     </w:p>
     <w:p>
@@ -1010,6 +1094,89 @@
           <w:szCs w:val="18"/>
           <w:vertAlign w:val="baseline"/>
         </w:rPr>
+        <w:t xml:space="preserve">Harvard University </w:t>
+      </w:r>
+      <w:r>
+        <w:rPr>
+          <w:rFonts w:ascii="C059" w:hAnsi="C059"/>
+          <w:b w:val="false"/>
+          <w:bCs w:val="false"/>
+          <w:strike w:val="false"/>
+          <w:dstrike w:val="false"/>
+          <w:position w:val="0"/>
+          <w:sz w:val="18"/>
+          <w:sz w:val="18"/>
+          <w:szCs w:val="18"/>
+          <w:vertAlign w:val="baseline"/>
+        </w:rPr>
+        <w:t>—</w:t>
+      </w:r>
+      <w:r>
+        <w:rPr>
+          <w:rFonts w:ascii="C059" w:hAnsi="C059"/>
+          <w:b/>
+          <w:bCs/>
+          <w:strike w:val="false"/>
+          <w:dstrike w:val="false"/>
+          <w:position w:val="0"/>
+          <w:sz w:val="18"/>
+          <w:sz w:val="18"/>
+          <w:szCs w:val="18"/>
+          <w:vertAlign w:val="baseline"/>
+        </w:rPr>
+        <w:t xml:space="preserve"> CS50 Computer Science, CS50 Cybersecurity</w:t>
+      </w:r>
+    </w:p>
+    <w:p>
+      <w:pPr>
+        <w:pStyle w:val="Normal"/>
+        <w:numPr>
+          <w:ilvl w:val="0"/>
+          <w:numId w:val="0"/>
+        </w:numPr>
+        <w:spacing w:lineRule="auto" w:line="252" w:before="0" w:after="60"/>
+        <w:ind w:hanging="0" w:left="720"/>
+        <w:rPr/>
+      </w:pPr>
+      <w:r>
+        <w:rPr>
+          <w:rFonts w:ascii="C059" w:hAnsi="C059"/>
+          <w:b w:val="false"/>
+          <w:bCs w:val="false"/>
+          <w:strike w:val="false"/>
+          <w:dstrike w:val="false"/>
+          <w:position w:val="0"/>
+          <w:sz w:val="18"/>
+          <w:sz w:val="18"/>
+          <w:szCs w:val="18"/>
+          <w:vertAlign w:val="baseline"/>
+        </w:rPr>
+        <w:t>Completed Harvard's computer science and cybersecurity courses covering algorithms, data structures, memory management, web development, cryptography and securing software.</w:t>
+      </w:r>
+    </w:p>
+    <w:p>
+      <w:pPr>
+        <w:pStyle w:val="Normal"/>
+        <w:numPr>
+          <w:ilvl w:val="0"/>
+          <w:numId w:val="7"/>
+        </w:numPr>
+        <w:spacing w:lineRule="auto" w:line="252" w:before="0" w:after="60"/>
+        <w:rPr/>
+      </w:pPr>
+      <w:r>
+        <w:rPr>
+          <w:rFonts w:ascii="C059" w:hAnsi="C059"/>
+          <w:b/>
+          <w:bCs/>
+          <w:strike w:val="false"/>
+          <w:dstrike w:val="false"/>
+          <w:position w:val="0"/>
+          <w:sz w:val="18"/>
+          <w:sz w:val="18"/>
+          <w:szCs w:val="18"/>
+          <w:vertAlign w:val="baseline"/>
+        </w:rPr>
         <w:t xml:space="preserve">Oracle </w:t>
       </w:r>
       <w:r>
@@ -1192,82 +1359,6 @@
           <w:szCs w:val="18"/>
           <w:vertAlign w:val="baseline"/>
         </w:rPr>
-        <w:t xml:space="preserve">Harvard University </w:t>
-      </w:r>
-      <w:r>
-        <w:rPr>
-          <w:rFonts w:ascii="C059" w:hAnsi="C059"/>
-          <w:b w:val="false"/>
-          <w:bCs w:val="false"/>
-          <w:strike w:val="false"/>
-          <w:dstrike w:val="false"/>
-          <w:position w:val="0"/>
-          <w:sz w:val="18"/>
-          <w:sz w:val="18"/>
-          <w:szCs w:val="18"/>
-          <w:vertAlign w:val="baseline"/>
-        </w:rPr>
-        <w:t>—</w:t>
-      </w:r>
-      <w:r>
-        <w:rPr>
-          <w:rFonts w:ascii="C059" w:hAnsi="C059"/>
-          <w:b/>
-          <w:bCs/>
-          <w:strike w:val="false"/>
-          <w:dstrike w:val="false"/>
-          <w:position w:val="0"/>
-          <w:sz w:val="18"/>
-          <w:sz w:val="18"/>
-          <w:szCs w:val="18"/>
-          <w:vertAlign w:val="baseline"/>
-        </w:rPr>
-        <w:t xml:space="preserve"> CS50 Computer Science, CS50 Cybersecurity</w:t>
-      </w:r>
-    </w:p>
-    <w:p>
-      <w:pPr>
-        <w:pStyle w:val="Normal"/>
-        <w:numPr>
-          <w:ilvl w:val="0"/>
-          <w:numId w:val="0"/>
-        </w:numPr>
-        <w:spacing w:lineRule="auto" w:line="252" w:before="0" w:after="60"/>
-        <w:ind w:hanging="0" w:left="720"/>
-        <w:rPr/>
-      </w:pPr>
-      <w:r>
-        <w:rPr>
-          <w:rFonts w:ascii="C059" w:hAnsi="C059"/>
-          <w:sz w:val="18"/>
-          <w:szCs w:val="18"/>
-        </w:rPr>
-        <w:t>Completed Harvard's computer science and cybersecurity courses covering algorithms, data structures, memory management, web development, cryptography and securing software.</w:t>
-      </w:r>
-    </w:p>
-    <w:p>
-      <w:pPr>
-        <w:pStyle w:val="Normal"/>
-        <w:numPr>
-          <w:ilvl w:val="0"/>
-          <w:numId w:val="7"/>
-        </w:numPr>
-        <w:spacing w:lineRule="auto" w:line="252" w:before="0" w:after="60"/>
-        <w:rPr/>
-      </w:pPr>
-      <w:r>
-        <w:rPr>
-          <w:rFonts w:ascii="C059" w:hAnsi="C059"/>
-          <w:b/>
-          <w:bCs/>
-          <w:strike w:val="false"/>
-          <w:dstrike w:val="false"/>
-          <w:position w:val="0"/>
-          <w:sz w:val="18"/>
-          <w:sz w:val="18"/>
-          <w:szCs w:val="18"/>
-          <w:vertAlign w:val="baseline"/>
-        </w:rPr>
         <w:t xml:space="preserve">HP LIFE </w:t>
       </w:r>
       <w:r>
@@ -1547,6 +1638,25 @@
           <w:szCs w:val="18"/>
         </w:rPr>
         <w:t>Hands-on training in robotics fundamentals and embedded systems programming as part of a UNICEF Generation Innovation Lab initiative.</w:t>
+      </w:r>
+    </w:p>
+    <w:p>
+      <w:pPr>
+        <w:pStyle w:val="Normal"/>
+        <w:numPr>
+          <w:ilvl w:val="0"/>
+          <w:numId w:val="0"/>
+        </w:numPr>
+        <w:spacing w:lineRule="auto" w:line="252" w:before="0" w:after="60"/>
+        <w:ind w:hanging="0" w:left="720"/>
+        <w:rPr>
+          <w:rFonts w:ascii="C059" w:hAnsi="C059"/>
+          <w:sz w:val="18"/>
+          <w:szCs w:val="18"/>
+        </w:rPr>
+      </w:pPr>
+      <w:r>
+        <w:rPr/>
       </w:r>
     </w:p>
     <w:p>

--- a/Mohamad_Mostafa_CV.docx
+++ b/Mohamad_Mostafa_CV.docx
@@ -44,16 +44,7 @@
           <w:sz w:val="20"/>
           <w:szCs w:val="20"/>
         </w:rPr>
-        <w:t xml:space="preserve">Tripoli, Lebanon  |  </w:t>
-      </w:r>
-      <w:r>
-        <w:rPr>
-          <w:rFonts w:ascii="Calibri" w:cs="Calibri" w:eastAsia="Calibri" w:hAnsi="Calibri"/>
-          <w:color w:val="1A1A1A"/>
-          <w:sz w:val="20"/>
-          <w:szCs w:val="20"/>
-        </w:rPr>
-        <w:t xml:space="preserve">+961 79 160 283  |  </w:t>
+        <w:t xml:space="preserve">Tripoli, Lebanon  |  +961 79 160 283  |  </w:t>
       </w:r>
       <w:hyperlink w:history="1" r:id="rIdgsc2oq8tlfz-lzggqusrt">
         <w:r>
@@ -896,32 +887,6 @@
         </w:rPr>
         <w:t xml:space="preserve"> – printf with named {placeholders}, typed values and a single buffered write.</w:t>
       </w:r>
-    </w:p>
-    <w:p>
-      <w:pPr>
-        <w:spacing w:before="40"/>
-      </w:pPr>
-      <w:r>
-        <w:rPr>
-          <w:rFonts w:ascii="Calibri" w:cs="Calibri" w:eastAsia="Calibri" w:hAnsi="Calibri"/>
-          <w:color w:val="1A1A1A"/>
-          <w:sz w:val="20"/>
-          <w:szCs w:val="20"/>
-        </w:rPr>
-        <w:t xml:space="preserve">More at </w:t>
-      </w:r>
-      <w:hyperlink w:history="1" r:id="rId6mqgoixkvnmhdee4hcaze">
-        <w:r>
-          <w:rPr>
-            <w:rFonts w:ascii="Calibri" w:cs="Calibri" w:eastAsia="Calibri" w:hAnsi="Calibri"/>
-            <w:color w:val="2F4858"/>
-            <w:sz w:val="20"/>
-            <w:szCs w:val="20"/>
-            <w:u w:val="single"/>
-          </w:rPr>
-          <w:t xml:space="preserve">github.com/moudzx</w:t>
-        </w:r>
-      </w:hyperlink>
     </w:p>
     <w:p>
       <w:pPr>

--- a/Mohamad_Mostafa_CV.docx
+++ b/Mohamad_Mostafa_CV.docx
@@ -121,7 +121,7 @@
         <w:pBdr>
           <w:bottom w:val="single" w:color="2F4858" w:sz="6" w:space="2"/>
         </w:pBdr>
-        <w:spacing w:after="90" w:before="200"/>
+        <w:spacing w:after="90" w:before="150"/>
       </w:pPr>
       <w:r>
         <w:rPr>
@@ -156,7 +156,7 @@
         <w:pBdr>
           <w:bottom w:val="single" w:color="2F4858" w:sz="6" w:space="2"/>
         </w:pBdr>
-        <w:spacing w:after="90" w:before="200"/>
+        <w:spacing w:after="90" w:before="150"/>
       </w:pPr>
       <w:r>
         <w:rPr>
@@ -269,7 +269,7 @@
         <w:pBdr>
           <w:bottom w:val="single" w:color="2F4858" w:sz="6" w:space="2"/>
         </w:pBdr>
-        <w:spacing w:after="90" w:before="200"/>
+        <w:spacing w:after="90" w:before="150"/>
       </w:pPr>
       <w:r>
         <w:rPr>
@@ -301,7 +301,7 @@
           <w:sz w:val="21"/>
           <w:szCs w:val="21"/>
         </w:rPr>
-        <w:t xml:space="preserve">Technical Operations Lead</w:t>
+        <w:t xml:space="preserve">Software Developer Intern</w:t>
       </w:r>
       <w:r>
         <w:rPr>
@@ -310,7 +310,7 @@
           <w:sz w:val="19"/>
           <w:szCs w:val="19"/>
         </w:rPr>
-        <w:t xml:space="preserve">	2026 – present (seasonal)</w:t>
+        <w:t xml:space="preserve">	Oct 2026 – Jan 2027</w:t>
       </w:r>
     </w:p>
     <w:p>
@@ -327,7 +327,7 @@
           <w:sz w:val="20"/>
           <w:szCs w:val="20"/>
         </w:rPr>
-        <w:t xml:space="preserve">NASA Space Apps Challenge, Tripoli</w:t>
+        <w:t xml:space="preserve">VN3XT Technologies  |  Remote</w:t>
       </w:r>
     </w:p>
     <w:p>
@@ -346,7 +346,53 @@
           <w:sz w:val="20"/>
           <w:szCs w:val="20"/>
         </w:rPr>
-        <w:t xml:space="preserve">Ran technical operations for Tripoli’s first NASA Space Apps Challenge hackathon.</w:t>
+        <w:t xml:space="preserve">Selected for a 3-month remote program on Microsoft Power Platform, building solutions on real-world projects.</w:t>
+      </w:r>
+    </w:p>
+    <w:p>
+      <w:pPr>
+        <w:keepNext/>
+        <w:tabs>
+          <w:tab w:val="right" w:pos="10206"/>
+        </w:tabs>
+        <w:spacing w:after="0" w:before="60"/>
+      </w:pPr>
+      <w:r>
+        <w:rPr>
+          <w:rFonts w:ascii="Calibri" w:cs="Calibri" w:eastAsia="Calibri" w:hAnsi="Calibri"/>
+          <w:b/>
+          <w:bCs/>
+          <w:color w:val="1A1A1A"/>
+          <w:sz w:val="21"/>
+          <w:szCs w:val="21"/>
+        </w:rPr>
+        <w:t xml:space="preserve">Technical Operations Lead</w:t>
+      </w:r>
+      <w:r>
+        <w:rPr>
+          <w:rFonts w:ascii="Calibri" w:cs="Calibri" w:eastAsia="Calibri" w:hAnsi="Calibri"/>
+          <w:color w:val="5A5A5A"/>
+          <w:sz w:val="19"/>
+          <w:szCs w:val="19"/>
+        </w:rPr>
+        <w:t xml:space="preserve">	2026 – present (seasonal)</w:t>
+      </w:r>
+    </w:p>
+    <w:p>
+      <w:pPr>
+        <w:keepNext/>
+        <w:spacing w:after="20"/>
+      </w:pPr>
+      <w:r>
+        <w:rPr>
+          <w:rFonts w:ascii="Calibri" w:cs="Calibri" w:eastAsia="Calibri" w:hAnsi="Calibri"/>
+          <w:i/>
+          <w:iCs/>
+          <w:color w:val="5A5A5A"/>
+          <w:sz w:val="20"/>
+          <w:szCs w:val="20"/>
+        </w:rPr>
+        <w:t xml:space="preserve">NASA Space Apps Challenge, Tripoli</w:t>
       </w:r>
     </w:p>
     <w:p>
@@ -365,6 +411,25 @@
           <w:sz w:val="20"/>
           <w:szCs w:val="20"/>
         </w:rPr>
+        <w:t xml:space="preserve">Ran technical operations for Tripoli’s first NASA Space Apps Challenge hackathon.</w:t>
+      </w:r>
+    </w:p>
+    <w:p>
+      <w:pPr>
+        <w:pStyle w:val="ListParagraph"/>
+        <w:numPr>
+          <w:ilvl w:val="0"/>
+          <w:numId w:val="2"/>
+        </w:numPr>
+        <w:spacing w:after="30"/>
+      </w:pPr>
+      <w:r>
+        <w:rPr>
+          <w:rFonts w:ascii="Calibri" w:cs="Calibri" w:eastAsia="Calibri" w:hAnsi="Calibri"/>
+          <w:color w:val="1A1A1A"/>
+          <w:sz w:val="20"/>
+          <w:szCs w:val="20"/>
+        </w:rPr>
         <w:t xml:space="preserve">Built and deployed the official event website.</w:t>
       </w:r>
     </w:p>
@@ -374,7 +439,7 @@
         <w:pBdr>
           <w:bottom w:val="single" w:color="2F4858" w:sz="6" w:space="2"/>
         </w:pBdr>
-        <w:spacing w:after="90" w:before="200"/>
+        <w:spacing w:after="90" w:before="150"/>
       </w:pPr>
       <w:r>
         <w:rPr>
@@ -486,7 +551,7 @@
           <w:sz w:val="20"/>
           <w:szCs w:val="20"/>
         </w:rPr>
-        <w:t xml:space="preserve">Linux, Docker, Git, Arduino, GIS, Samba AD, n8n, Cisco Packet Tracer, Wireshark, UML, Visual Paradigm</w:t>
+        <w:t xml:space="preserve">Linux, Docker, Git, Arduino, GIS, Samba AD, n8n, Cisco Packet Tracer, Wireshark, UML, Visual Paradigm, Power Platform</w:t>
       </w:r>
     </w:p>
     <w:p>
@@ -495,7 +560,7 @@
         <w:pBdr>
           <w:bottom w:val="single" w:color="2F4858" w:sz="6" w:space="2"/>
         </w:pBdr>
-        <w:spacing w:after="90" w:before="200"/>
+        <w:spacing w:after="90" w:before="150"/>
       </w:pPr>
       <w:r>
         <w:rPr>
@@ -894,7 +959,7 @@
         <w:pBdr>
           <w:bottom w:val="single" w:color="2F4858" w:sz="6" w:space="2"/>
         </w:pBdr>
-        <w:spacing w:after="90" w:before="200"/>
+        <w:spacing w:after="90" w:before="150"/>
       </w:pPr>
       <w:r>
         <w:rPr>
@@ -1061,7 +1126,7 @@
     </w:p>
     <w:sectPr>
       <w:pgSz w:w="11906" w:h="16838" w:orient="portrait"/>
-      <w:pgMar w:top="620" w:right="850" w:bottom="560" w:left="850" w:header="708" w:footer="708" w:gutter="0"/>
+      <w:pgMar w:top="500" w:right="850" w:bottom="440" w:left="850" w:header="708" w:footer="708" w:gutter="0"/>
       <w:pgNumType/>
       <w:docGrid w:linePitch="360"/>
     </w:sectPr>
